--- a/5. Datasheet/Datasheet_Capteur_Graphite.docx
+++ b/5. Datasheet/Datasheet_Capteur_Graphite.docx
@@ -1552,12 +1552,14 @@
                 <w:rFonts w:ascii="Calibri" w:hAnsi="Calibri" w:cs="Calibri"/>
               </w:rPr>
             </w:pPr>
+            <w:proofErr w:type="gramStart"/>
             <w:r>
               <w:rPr>
                 <w:rFonts w:ascii="Calibri" w:hAnsi="Calibri" w:cs="Calibri"/>
               </w:rPr>
               <w:t>mm</w:t>
             </w:r>
+            <w:proofErr w:type="gramEnd"/>
           </w:p>
         </w:tc>
         <w:tc>
@@ -1644,6 +1646,12 @@
                 <w:rFonts w:ascii="Calibri" w:hAnsi="Calibri" w:cs="Calibri"/>
               </w:rPr>
             </w:pPr>
+            <w:r>
+              <w:rPr>
+                <w:rFonts w:ascii="Calibri" w:hAnsi="Calibri" w:cs="Calibri"/>
+              </w:rPr>
+              <w:t>HB, 2B, 4B</w:t>
+            </w:r>
           </w:p>
         </w:tc>
       </w:tr>
@@ -1665,7 +1673,9 @@
           <w:szCs w:val="28"/>
         </w:rPr>
       </w:pPr>
-      <w:r>
+    </w:p>
+    <w:p>
+      <w:pPr>
         <w:rPr>
           <w:rFonts w:ascii="Calibri" w:hAnsi="Calibri" w:cs="Calibri"/>
           <w:b/>
@@ -1673,6 +1683,49 @@
           <w:sz w:val="28"/>
           <w:szCs w:val="28"/>
         </w:rPr>
+      </w:pPr>
+    </w:p>
+    <w:p>
+      <w:pPr>
+        <w:rPr>
+          <w:rFonts w:ascii="Calibri" w:hAnsi="Calibri" w:cs="Calibri"/>
+          <w:b/>
+          <w:bCs/>
+          <w:sz w:val="28"/>
+          <w:szCs w:val="28"/>
+        </w:rPr>
+      </w:pPr>
+    </w:p>
+    <w:p>
+      <w:pPr>
+        <w:rPr>
+          <w:rFonts w:ascii="Calibri" w:hAnsi="Calibri" w:cs="Calibri"/>
+          <w:b/>
+          <w:bCs/>
+          <w:sz w:val="28"/>
+          <w:szCs w:val="28"/>
+        </w:rPr>
+      </w:pPr>
+    </w:p>
+    <w:p>
+      <w:pPr>
+        <w:rPr>
+          <w:rFonts w:ascii="Calibri" w:hAnsi="Calibri" w:cs="Calibri"/>
+          <w:b/>
+          <w:bCs/>
+          <w:sz w:val="28"/>
+          <w:szCs w:val="28"/>
+        </w:rPr>
+      </w:pPr>
+      <w:r>
+        <w:rPr>
+          <w:rFonts w:ascii="Calibri" w:hAnsi="Calibri" w:cs="Calibri"/>
+          <w:b/>
+          <w:bCs/>
+          <w:sz w:val="28"/>
+          <w:szCs w:val="28"/>
+        </w:rPr>
+        <w:lastRenderedPageBreak/>
         <w:t>Caractéristiques électriques du capteur</w:t>
       </w:r>
     </w:p>
@@ -1869,7 +1922,6 @@
               <w:rPr>
                 <w:rFonts w:ascii="Calibri" w:hAnsi="Calibri" w:cs="Calibri"/>
               </w:rPr>
-              <w:lastRenderedPageBreak/>
               <w:t>Tension d’alimentation</w:t>
             </w:r>
           </w:p>
@@ -1963,6 +2015,12 @@
                 <w:rFonts w:ascii="Calibri" w:hAnsi="Calibri" w:cs="Calibri"/>
               </w:rPr>
             </w:pPr>
+            <w:r>
+              <w:rPr>
+                <w:rFonts w:ascii="Calibri" w:hAnsi="Calibri" w:cs="Calibri"/>
+              </w:rPr>
+              <w:t>HB</w:t>
+            </w:r>
           </w:p>
         </w:tc>
         <w:tc>
@@ -2036,6 +2094,12 @@
                 <w:rFonts w:ascii="Calibri" w:hAnsi="Calibri" w:cs="Calibri"/>
               </w:rPr>
             </w:pPr>
+            <w:r>
+              <w:rPr>
+                <w:rFonts w:ascii="Calibri" w:hAnsi="Calibri" w:cs="Calibri"/>
+              </w:rPr>
+              <w:t>2B</w:t>
+            </w:r>
           </w:p>
         </w:tc>
         <w:tc>
@@ -2109,6 +2173,12 @@
                 <w:rFonts w:ascii="Calibri" w:hAnsi="Calibri" w:cs="Calibri"/>
               </w:rPr>
             </w:pPr>
+            <w:r>
+              <w:rPr>
+                <w:rFonts w:ascii="Calibri" w:hAnsi="Calibri" w:cs="Calibri"/>
+              </w:rPr>
+              <w:t>4B</w:t>
+            </w:r>
           </w:p>
         </w:tc>
         <w:tc>
@@ -2277,6 +2347,66 @@
       <w:pPr>
         <w:rPr>
           <w:rFonts w:ascii="Calibri" w:hAnsi="Calibri" w:cs="Calibri"/>
+        </w:rPr>
+      </w:pPr>
+      <w:r>
+        <w:rPr>
+          <w:noProof/>
+        </w:rPr>
+        <w:drawing>
+          <wp:inline distT="0" distB="0" distL="0" distR="0" wp14:anchorId="3E9D5D2B" wp14:editId="04E7BAA9">
+            <wp:extent cx="3762460" cy="2198915"/>
+            <wp:effectExtent l="0" t="0" r="0" b="0"/>
+            <wp:docPr id="1818717877" name="Graphique 1"/>
+            <wp:cNvGraphicFramePr>
+              <a:graphicFrameLocks xmlns:a="http://schemas.openxmlformats.org/drawingml/2006/main" noChangeAspect="1"/>
+            </wp:cNvGraphicFramePr>
+            <a:graphic xmlns:a="http://schemas.openxmlformats.org/drawingml/2006/main">
+              <a:graphicData uri="http://schemas.openxmlformats.org/drawingml/2006/picture">
+                <pic:pic xmlns:pic="http://schemas.openxmlformats.org/drawingml/2006/picture">
+                  <pic:nvPicPr>
+                    <pic:cNvPr id="1818717877" name=""/>
+                    <pic:cNvPicPr/>
+                  </pic:nvPicPr>
+                  <pic:blipFill>
+                    <a:blip r:embed="rId10">
+                      <a:extLst>
+                        <a:ext uri="{96DAC541-7B7A-43D3-8B79-37D633B846F1}">
+                          <asvg:svgBlip xmlns:asvg="http://schemas.microsoft.com/office/drawing/2016/SVG/main" r:embed="rId11"/>
+                        </a:ext>
+                      </a:extLst>
+                    </a:blip>
+                    <a:stretch>
+                      <a:fillRect/>
+                    </a:stretch>
+                  </pic:blipFill>
+                  <pic:spPr>
+                    <a:xfrm>
+                      <a:off x="0" y="0"/>
+                      <a:ext cx="3766667" cy="2201374"/>
+                    </a:xfrm>
+                    <a:prstGeom prst="rect">
+                      <a:avLst/>
+                    </a:prstGeom>
+                  </pic:spPr>
+                </pic:pic>
+              </a:graphicData>
+            </a:graphic>
+          </wp:inline>
+        </w:drawing>
+      </w:r>
+    </w:p>
+    <w:p>
+      <w:pPr>
+        <w:rPr>
+          <w:rFonts w:ascii="Calibri" w:hAnsi="Calibri" w:cs="Calibri"/>
+        </w:rPr>
+      </w:pPr>
+    </w:p>
+    <w:p>
+      <w:pPr>
+        <w:rPr>
+          <w:rFonts w:ascii="Calibri" w:hAnsi="Calibri" w:cs="Calibri"/>
           <w:b/>
           <w:bCs/>
           <w:sz w:val="28"/>
@@ -2300,6 +2430,52 @@
           <w:rFonts w:ascii="Calibri" w:hAnsi="Calibri" w:cs="Calibri"/>
         </w:rPr>
       </w:pPr>
+      <w:r>
+        <w:rPr>
+          <w:noProof/>
+        </w:rPr>
+        <w:drawing>
+          <wp:inline distT="0" distB="0" distL="0" distR="0" wp14:anchorId="4360531B" wp14:editId="34288F27">
+            <wp:extent cx="3788229" cy="2011035"/>
+            <wp:effectExtent l="0" t="0" r="3175" b="8890"/>
+            <wp:docPr id="1855482865" name="Graphique 1"/>
+            <wp:cNvGraphicFramePr>
+              <a:graphicFrameLocks xmlns:a="http://schemas.openxmlformats.org/drawingml/2006/main" noChangeAspect="1"/>
+            </wp:cNvGraphicFramePr>
+            <a:graphic xmlns:a="http://schemas.openxmlformats.org/drawingml/2006/main">
+              <a:graphicData uri="http://schemas.openxmlformats.org/drawingml/2006/picture">
+                <pic:pic xmlns:pic="http://schemas.openxmlformats.org/drawingml/2006/picture">
+                  <pic:nvPicPr>
+                    <pic:cNvPr id="1855482865" name=""/>
+                    <pic:cNvPicPr/>
+                  </pic:nvPicPr>
+                  <pic:blipFill>
+                    <a:blip r:embed="rId12">
+                      <a:extLst>
+                        <a:ext uri="{96DAC541-7B7A-43D3-8B79-37D633B846F1}">
+                          <asvg:svgBlip xmlns:asvg="http://schemas.microsoft.com/office/drawing/2016/SVG/main" r:embed="rId13"/>
+                        </a:ext>
+                      </a:extLst>
+                    </a:blip>
+                    <a:stretch>
+                      <a:fillRect/>
+                    </a:stretch>
+                  </pic:blipFill>
+                  <pic:spPr>
+                    <a:xfrm>
+                      <a:off x="0" y="0"/>
+                      <a:ext cx="3790673" cy="2012333"/>
+                    </a:xfrm>
+                    <a:prstGeom prst="rect">
+                      <a:avLst/>
+                    </a:prstGeom>
+                  </pic:spPr>
+                </pic:pic>
+              </a:graphicData>
+            </a:graphic>
+          </wp:inline>
+        </w:drawing>
+      </w:r>
     </w:p>
     <w:p>
       <w:pPr>
@@ -2330,6 +2506,7 @@
           <w:sz w:val="28"/>
           <w:szCs w:val="28"/>
         </w:rPr>
+        <w:lastRenderedPageBreak/>
         <w:t>Application typique</w:t>
       </w:r>
       <w:r>
@@ -2377,7 +2554,7 @@
                     <pic:cNvPicPr/>
                   </pic:nvPicPr>
                   <pic:blipFill>
-                    <a:blip r:embed="rId10"/>
+                    <a:blip r:embed="rId14"/>
                     <a:stretch>
                       <a:fillRect/>
                     </a:stretch>
@@ -2559,7 +2736,21 @@
         <w:rPr>
           <w:rFonts w:ascii="Calibri" w:hAnsi="Calibri" w:cs="Calibri"/>
         </w:rPr>
-        <w:t>= 1,6Hz,pour un maximum d'efficacité sur l'amplificateur opérationnel</w:t>
+        <w:t>= 1,6</w:t>
+      </w:r>
+      <w:proofErr w:type="gramStart"/>
+      <w:r>
+        <w:rPr>
+          <w:rFonts w:ascii="Calibri" w:hAnsi="Calibri" w:cs="Calibri"/>
+        </w:rPr>
+        <w:t>Hz,pour</w:t>
+      </w:r>
+      <w:proofErr w:type="gramEnd"/>
+      <w:r>
+        <w:rPr>
+          <w:rFonts w:ascii="Calibri" w:hAnsi="Calibri" w:cs="Calibri"/>
+        </w:rPr>
+        <w:t xml:space="preserve"> un maximum d'efficacité sur l'amplificateur opérationnel</w:t>
       </w:r>
     </w:p>
     <w:p>
@@ -2651,7 +2842,14 @@
         <w:rPr>
           <w:rFonts w:ascii="Calibri" w:hAnsi="Calibri" w:cs="Calibri"/>
         </w:rPr>
-        <w:t xml:space="preserve"> par un potentiomètre digital dont la valeur de la résistance est modifiable par l’</w:t>
+        <w:t xml:space="preserve"> par un potentiomètre digital dont la valeur de la résistance est modifiable par </w:t>
+      </w:r>
+      <w:proofErr w:type="gramStart"/>
+      <w:r>
+        <w:rPr>
+          <w:rFonts w:ascii="Calibri" w:hAnsi="Calibri" w:cs="Calibri"/>
+        </w:rPr>
+        <w:t>l’</w:t>
       </w:r>
       <w:proofErr w:type="spellStart"/>
       <w:r>
@@ -2661,6 +2859,7 @@
         <w:t>utilisateur.ice</w:t>
       </w:r>
       <w:proofErr w:type="spellEnd"/>
+      <w:proofErr w:type="gramEnd"/>
       <w:r>
         <w:rPr>
           <w:rFonts w:ascii="Calibri" w:hAnsi="Calibri" w:cs="Calibri"/>
@@ -3009,8 +3208,8 @@
       </m:oMathPara>
     </w:p>
     <w:sectPr>
-      <w:headerReference w:type="default" r:id="rId11"/>
-      <w:footerReference w:type="default" r:id="rId12"/>
+      <w:headerReference w:type="default" r:id="rId15"/>
+      <w:footerReference w:type="default" r:id="rId16"/>
       <w:pgSz w:w="11906" w:h="16838"/>
       <w:pgMar w:top="1417" w:right="1417" w:bottom="1417" w:left="1417" w:header="708" w:footer="708" w:gutter="0"/>
       <w:cols w:space="708"/>
@@ -5038,6 +5237,7 @@
   <w:style w:type="character" w:default="1" w:styleId="Policepardfaut">
     <w:name w:val="Default Paragraph Font"/>
     <w:uiPriority w:val="1"/>
+    <w:semiHidden/>
     <w:unhideWhenUsed/>
   </w:style>
   <w:style w:type="table" w:default="1" w:styleId="TableauNormal">

--- a/5. Datasheet/Datasheet_Capteur_Graphite.docx
+++ b/5. Datasheet/Datasheet_Capteur_Graphite.docx
@@ -1552,14 +1552,12 @@
                 <w:rFonts w:ascii="Calibri" w:hAnsi="Calibri" w:cs="Calibri"/>
               </w:rPr>
             </w:pPr>
-            <w:proofErr w:type="gramStart"/>
             <w:r>
               <w:rPr>
                 <w:rFonts w:ascii="Calibri" w:hAnsi="Calibri" w:cs="Calibri"/>
               </w:rPr>
               <w:t>mm</w:t>
             </w:r>
-            <w:proofErr w:type="gramEnd"/>
           </w:p>
         </w:tc>
         <w:tc>
@@ -1761,11 +1759,15 @@
               <w:jc w:val="center"/>
               <w:rPr>
                 <w:rFonts w:ascii="Calibri" w:hAnsi="Calibri" w:cs="Calibri"/>
-              </w:rPr>
-            </w:pPr>
-            <w:r>
-              <w:rPr>
-                <w:rFonts w:ascii="Calibri" w:hAnsi="Calibri" w:cs="Calibri"/>
+                <w:b/>
+                <w:bCs/>
+              </w:rPr>
+            </w:pPr>
+            <w:r>
+              <w:rPr>
+                <w:rFonts w:ascii="Calibri" w:hAnsi="Calibri" w:cs="Calibri"/>
+                <w:b/>
+                <w:bCs/>
               </w:rPr>
               <w:t>Paramètre</w:t>
             </w:r>
@@ -1782,11 +1784,15 @@
               <w:jc w:val="center"/>
               <w:rPr>
                 <w:rFonts w:ascii="Calibri" w:hAnsi="Calibri" w:cs="Calibri"/>
-              </w:rPr>
-            </w:pPr>
-            <w:r>
-              <w:rPr>
-                <w:rFonts w:ascii="Calibri" w:hAnsi="Calibri" w:cs="Calibri"/>
+                <w:b/>
+                <w:bCs/>
+              </w:rPr>
+            </w:pPr>
+            <w:r>
+              <w:rPr>
+                <w:rFonts w:ascii="Calibri" w:hAnsi="Calibri" w:cs="Calibri"/>
+                <w:b/>
+                <w:bCs/>
               </w:rPr>
               <w:t>Unité</w:t>
             </w:r>
@@ -1803,11 +1809,15 @@
               <w:jc w:val="center"/>
               <w:rPr>
                 <w:rFonts w:ascii="Calibri" w:hAnsi="Calibri" w:cs="Calibri"/>
-              </w:rPr>
-            </w:pPr>
-            <w:r>
-              <w:rPr>
-                <w:rFonts w:ascii="Calibri" w:hAnsi="Calibri" w:cs="Calibri"/>
+                <w:b/>
+                <w:bCs/>
+              </w:rPr>
+            </w:pPr>
+            <w:r>
+              <w:rPr>
+                <w:rFonts w:ascii="Calibri" w:hAnsi="Calibri" w:cs="Calibri"/>
+                <w:b/>
+                <w:bCs/>
               </w:rPr>
               <w:t>Valeur</w:t>
             </w:r>
@@ -1826,6 +1836,8 @@
               <w:jc w:val="center"/>
               <w:rPr>
                 <w:rFonts w:ascii="Calibri" w:hAnsi="Calibri" w:cs="Calibri"/>
+                <w:b/>
+                <w:bCs/>
               </w:rPr>
             </w:pPr>
           </w:p>
@@ -1841,6 +1853,8 @@
               <w:jc w:val="center"/>
               <w:rPr>
                 <w:rFonts w:ascii="Calibri" w:hAnsi="Calibri" w:cs="Calibri"/>
+                <w:b/>
+                <w:bCs/>
               </w:rPr>
             </w:pPr>
           </w:p>
@@ -1855,11 +1869,15 @@
               <w:jc w:val="center"/>
               <w:rPr>
                 <w:rFonts w:ascii="Calibri" w:hAnsi="Calibri" w:cs="Calibri"/>
-              </w:rPr>
-            </w:pPr>
-            <w:r>
-              <w:rPr>
-                <w:rFonts w:ascii="Calibri" w:hAnsi="Calibri" w:cs="Calibri"/>
+                <w:b/>
+                <w:bCs/>
+              </w:rPr>
+            </w:pPr>
+            <w:r>
+              <w:rPr>
+                <w:rFonts w:ascii="Calibri" w:hAnsi="Calibri" w:cs="Calibri"/>
+                <w:b/>
+                <w:bCs/>
               </w:rPr>
               <w:t>Minimum</w:t>
             </w:r>
@@ -1875,11 +1893,15 @@
               <w:jc w:val="center"/>
               <w:rPr>
                 <w:rFonts w:ascii="Calibri" w:hAnsi="Calibri" w:cs="Calibri"/>
-              </w:rPr>
-            </w:pPr>
-            <w:r>
-              <w:rPr>
-                <w:rFonts w:ascii="Calibri" w:hAnsi="Calibri" w:cs="Calibri"/>
+                <w:b/>
+                <w:bCs/>
+              </w:rPr>
+            </w:pPr>
+            <w:r>
+              <w:rPr>
+                <w:rFonts w:ascii="Calibri" w:hAnsi="Calibri" w:cs="Calibri"/>
+                <w:b/>
+                <w:bCs/>
               </w:rPr>
               <w:t>Typique</w:t>
             </w:r>
@@ -1895,11 +1917,15 @@
               <w:jc w:val="center"/>
               <w:rPr>
                 <w:rFonts w:ascii="Calibri" w:hAnsi="Calibri" w:cs="Calibri"/>
-              </w:rPr>
-            </w:pPr>
-            <w:r>
-              <w:rPr>
-                <w:rFonts w:ascii="Calibri" w:hAnsi="Calibri" w:cs="Calibri"/>
+                <w:b/>
+                <w:bCs/>
+              </w:rPr>
+            </w:pPr>
+            <w:r>
+              <w:rPr>
+                <w:rFonts w:ascii="Calibri" w:hAnsi="Calibri" w:cs="Calibri"/>
+                <w:b/>
+                <w:bCs/>
               </w:rPr>
               <w:t>Maximum</w:t>
             </w:r>
@@ -2507,6 +2533,384 @@
           <w:szCs w:val="28"/>
         </w:rPr>
         <w:lastRenderedPageBreak/>
+        <w:t>Sensibilité du capteur</w:t>
+      </w:r>
+    </w:p>
+    <w:tbl>
+      <w:tblPr>
+        <w:tblStyle w:val="Grilledutableau"/>
+        <w:tblW w:w="0" w:type="auto"/>
+        <w:tblLook w:val="04A0" w:firstRow="1" w:lastRow="0" w:firstColumn="1" w:lastColumn="0" w:noHBand="0" w:noVBand="1"/>
+      </w:tblPr>
+      <w:tblGrid>
+        <w:gridCol w:w="3020"/>
+        <w:gridCol w:w="3021"/>
+        <w:gridCol w:w="3021"/>
+      </w:tblGrid>
+      <w:tr>
+        <w:tc>
+          <w:tcPr>
+            <w:tcW w:w="3020" w:type="dxa"/>
+            <w:shd w:val="clear" w:color="auto" w:fill="BFBFBF" w:themeFill="background1" w:themeFillShade="BF"/>
+          </w:tcPr>
+          <w:p>
+            <w:pPr>
+              <w:rPr>
+                <w:rFonts w:ascii="Calibri" w:hAnsi="Calibri" w:cs="Calibri"/>
+                <w:b/>
+                <w:bCs/>
+                <w:sz w:val="28"/>
+                <w:szCs w:val="28"/>
+              </w:rPr>
+            </w:pPr>
+            <w:r>
+              <w:rPr>
+                <w:rFonts w:ascii="Calibri" w:hAnsi="Calibri" w:cs="Calibri"/>
+                <w:b/>
+                <w:bCs/>
+                <w:sz w:val="28"/>
+                <w:szCs w:val="28"/>
+              </w:rPr>
+              <w:t>Sensibilité</w:t>
+            </w:r>
+          </w:p>
+        </w:tc>
+        <w:tc>
+          <w:tcPr>
+            <w:tcW w:w="3021" w:type="dxa"/>
+            <w:shd w:val="clear" w:color="auto" w:fill="BFBFBF" w:themeFill="background1" w:themeFillShade="BF"/>
+          </w:tcPr>
+          <w:p>
+            <w:pPr>
+              <w:rPr>
+                <w:rFonts w:ascii="Calibri" w:hAnsi="Calibri" w:cs="Calibri"/>
+                <w:b/>
+                <w:bCs/>
+                <w:sz w:val="28"/>
+                <w:szCs w:val="28"/>
+              </w:rPr>
+            </w:pPr>
+            <w:r>
+              <w:rPr>
+                <w:rFonts w:ascii="Calibri" w:hAnsi="Calibri" w:cs="Calibri"/>
+                <w:b/>
+                <w:bCs/>
+                <w:sz w:val="28"/>
+                <w:szCs w:val="28"/>
+              </w:rPr>
+              <w:t>En tension</w:t>
+            </w:r>
+          </w:p>
+        </w:tc>
+        <w:tc>
+          <w:tcPr>
+            <w:tcW w:w="3021" w:type="dxa"/>
+            <w:shd w:val="clear" w:color="auto" w:fill="BFBFBF" w:themeFill="background1" w:themeFillShade="BF"/>
+          </w:tcPr>
+          <w:p>
+            <w:pPr>
+              <w:rPr>
+                <w:rFonts w:ascii="Calibri" w:hAnsi="Calibri" w:cs="Calibri"/>
+                <w:b/>
+                <w:bCs/>
+                <w:sz w:val="28"/>
+                <w:szCs w:val="28"/>
+              </w:rPr>
+            </w:pPr>
+            <w:r>
+              <w:rPr>
+                <w:rFonts w:ascii="Calibri" w:hAnsi="Calibri" w:cs="Calibri"/>
+                <w:b/>
+                <w:bCs/>
+                <w:sz w:val="28"/>
+                <w:szCs w:val="28"/>
+              </w:rPr>
+              <w:t>En compression</w:t>
+            </w:r>
+          </w:p>
+        </w:tc>
+      </w:tr>
+      <w:tr>
+        <w:tc>
+          <w:tcPr>
+            <w:tcW w:w="3020" w:type="dxa"/>
+          </w:tcPr>
+          <w:p>
+            <w:pPr>
+              <w:rPr>
+                <w:rFonts w:ascii="Calibri" w:hAnsi="Calibri" w:cs="Calibri"/>
+                <w:b/>
+                <w:bCs/>
+                <w:sz w:val="28"/>
+                <w:szCs w:val="28"/>
+              </w:rPr>
+            </w:pPr>
+            <w:r>
+              <w:rPr>
+                <w:rFonts w:ascii="Calibri" w:hAnsi="Calibri" w:cs="Calibri"/>
+                <w:b/>
+                <w:bCs/>
+                <w:sz w:val="28"/>
+                <w:szCs w:val="28"/>
+              </w:rPr>
+              <w:t>HB</w:t>
+            </w:r>
+          </w:p>
+        </w:tc>
+        <w:tc>
+          <w:tcPr>
+            <w:tcW w:w="3021" w:type="dxa"/>
+          </w:tcPr>
+          <w:p>
+            <w:pPr>
+              <w:rPr>
+                <w:rFonts w:ascii="Calibri" w:hAnsi="Calibri" w:cs="Calibri"/>
+                <w:b/>
+                <w:bCs/>
+                <w:sz w:val="28"/>
+                <w:szCs w:val="28"/>
+              </w:rPr>
+            </w:pPr>
+            <w:r>
+              <w:rPr>
+                <w:rFonts w:ascii="Calibri" w:hAnsi="Calibri" w:cs="Calibri"/>
+                <w:b/>
+                <w:bCs/>
+                <w:sz w:val="28"/>
+                <w:szCs w:val="28"/>
+              </w:rPr>
+              <w:t>43,18</w:t>
+            </w:r>
+          </w:p>
+        </w:tc>
+        <w:tc>
+          <w:tcPr>
+            <w:tcW w:w="3021" w:type="dxa"/>
+          </w:tcPr>
+          <w:p>
+            <w:pPr>
+              <w:rPr>
+                <w:rFonts w:ascii="Calibri" w:hAnsi="Calibri" w:cs="Calibri"/>
+                <w:b/>
+                <w:bCs/>
+                <w:sz w:val="28"/>
+                <w:szCs w:val="28"/>
+              </w:rPr>
+            </w:pPr>
+            <w:r>
+              <w:rPr>
+                <w:rFonts w:ascii="Calibri" w:hAnsi="Calibri" w:cs="Calibri"/>
+                <w:b/>
+                <w:bCs/>
+                <w:sz w:val="28"/>
+                <w:szCs w:val="28"/>
+              </w:rPr>
+              <w:t>-45,99</w:t>
+            </w:r>
+          </w:p>
+        </w:tc>
+      </w:tr>
+      <w:tr>
+        <w:tc>
+          <w:tcPr>
+            <w:tcW w:w="3020" w:type="dxa"/>
+          </w:tcPr>
+          <w:p>
+            <w:pPr>
+              <w:rPr>
+                <w:rFonts w:ascii="Calibri" w:hAnsi="Calibri" w:cs="Calibri"/>
+                <w:b/>
+                <w:bCs/>
+                <w:sz w:val="28"/>
+                <w:szCs w:val="28"/>
+              </w:rPr>
+            </w:pPr>
+            <w:r>
+              <w:rPr>
+                <w:rFonts w:ascii="Calibri" w:hAnsi="Calibri" w:cs="Calibri"/>
+                <w:b/>
+                <w:bCs/>
+                <w:sz w:val="28"/>
+                <w:szCs w:val="28"/>
+              </w:rPr>
+              <w:t>2B</w:t>
+            </w:r>
+          </w:p>
+        </w:tc>
+        <w:tc>
+          <w:tcPr>
+            <w:tcW w:w="3021" w:type="dxa"/>
+          </w:tcPr>
+          <w:p>
+            <w:pPr>
+              <w:rPr>
+                <w:rFonts w:ascii="Calibri" w:hAnsi="Calibri" w:cs="Calibri"/>
+                <w:b/>
+                <w:bCs/>
+                <w:sz w:val="28"/>
+                <w:szCs w:val="28"/>
+              </w:rPr>
+            </w:pPr>
+            <w:r>
+              <w:rPr>
+                <w:rFonts w:ascii="Calibri" w:hAnsi="Calibri" w:cs="Calibri"/>
+                <w:b/>
+                <w:bCs/>
+                <w:sz w:val="28"/>
+                <w:szCs w:val="28"/>
+              </w:rPr>
+              <w:t>38,57</w:t>
+            </w:r>
+          </w:p>
+        </w:tc>
+        <w:tc>
+          <w:tcPr>
+            <w:tcW w:w="3021" w:type="dxa"/>
+          </w:tcPr>
+          <w:p>
+            <w:pPr>
+              <w:rPr>
+                <w:rFonts w:ascii="Calibri" w:hAnsi="Calibri" w:cs="Calibri"/>
+                <w:b/>
+                <w:bCs/>
+                <w:sz w:val="28"/>
+                <w:szCs w:val="28"/>
+              </w:rPr>
+            </w:pPr>
+            <w:r>
+              <w:rPr>
+                <w:rFonts w:ascii="Calibri" w:hAnsi="Calibri" w:cs="Calibri"/>
+                <w:b/>
+                <w:bCs/>
+                <w:sz w:val="28"/>
+                <w:szCs w:val="28"/>
+              </w:rPr>
+              <w:t>-21,06</w:t>
+            </w:r>
+          </w:p>
+        </w:tc>
+      </w:tr>
+      <w:tr>
+        <w:tc>
+          <w:tcPr>
+            <w:tcW w:w="3020" w:type="dxa"/>
+          </w:tcPr>
+          <w:p>
+            <w:pPr>
+              <w:rPr>
+                <w:rFonts w:ascii="Calibri" w:hAnsi="Calibri" w:cs="Calibri"/>
+                <w:b/>
+                <w:bCs/>
+                <w:sz w:val="28"/>
+                <w:szCs w:val="28"/>
+              </w:rPr>
+            </w:pPr>
+            <w:r>
+              <w:rPr>
+                <w:rFonts w:ascii="Calibri" w:hAnsi="Calibri" w:cs="Calibri"/>
+                <w:b/>
+                <w:bCs/>
+                <w:sz w:val="28"/>
+                <w:szCs w:val="28"/>
+              </w:rPr>
+              <w:t>4B</w:t>
+            </w:r>
+          </w:p>
+        </w:tc>
+        <w:tc>
+          <w:tcPr>
+            <w:tcW w:w="3021" w:type="dxa"/>
+          </w:tcPr>
+          <w:p>
+            <w:pPr>
+              <w:rPr>
+                <w:rFonts w:ascii="Calibri" w:hAnsi="Calibri" w:cs="Calibri"/>
+                <w:b/>
+                <w:bCs/>
+                <w:sz w:val="28"/>
+                <w:szCs w:val="28"/>
+              </w:rPr>
+            </w:pPr>
+            <w:r>
+              <w:rPr>
+                <w:rFonts w:ascii="Calibri" w:hAnsi="Calibri" w:cs="Calibri"/>
+                <w:b/>
+                <w:bCs/>
+                <w:sz w:val="28"/>
+                <w:szCs w:val="28"/>
+              </w:rPr>
+              <w:t>30,84</w:t>
+            </w:r>
+          </w:p>
+        </w:tc>
+        <w:tc>
+          <w:tcPr>
+            <w:tcW w:w="3021" w:type="dxa"/>
+          </w:tcPr>
+          <w:p>
+            <w:pPr>
+              <w:rPr>
+                <w:rFonts w:ascii="Calibri" w:hAnsi="Calibri" w:cs="Calibri"/>
+                <w:b/>
+                <w:bCs/>
+                <w:sz w:val="28"/>
+                <w:szCs w:val="28"/>
+              </w:rPr>
+            </w:pPr>
+            <w:r>
+              <w:rPr>
+                <w:rFonts w:ascii="Calibri" w:hAnsi="Calibri" w:cs="Calibri"/>
+                <w:b/>
+                <w:bCs/>
+                <w:sz w:val="28"/>
+                <w:szCs w:val="28"/>
+              </w:rPr>
+              <w:t>-28,99</w:t>
+            </w:r>
+          </w:p>
+        </w:tc>
+      </w:tr>
+    </w:tbl>
+    <w:p>
+      <w:pPr>
+        <w:rPr>
+          <w:rFonts w:ascii="Calibri" w:hAnsi="Calibri" w:cs="Calibri"/>
+          <w:b/>
+          <w:bCs/>
+          <w:sz w:val="28"/>
+          <w:szCs w:val="28"/>
+        </w:rPr>
+      </w:pPr>
+    </w:p>
+    <w:p>
+      <w:pPr>
+        <w:rPr>
+          <w:rFonts w:ascii="Calibri" w:hAnsi="Calibri" w:cs="Calibri"/>
+          <w:b/>
+          <w:bCs/>
+          <w:sz w:val="28"/>
+          <w:szCs w:val="28"/>
+        </w:rPr>
+      </w:pPr>
+    </w:p>
+    <w:p>
+      <w:pPr>
+        <w:rPr>
+          <w:rFonts w:ascii="Calibri" w:hAnsi="Calibri" w:cs="Calibri"/>
+          <w:b/>
+          <w:bCs/>
+          <w:sz w:val="28"/>
+          <w:szCs w:val="28"/>
+        </w:rPr>
+      </w:pPr>
+      <w:r>
+        <w:rPr>
+          <w:rFonts w:ascii="Calibri" w:hAnsi="Calibri" w:cs="Calibri"/>
+          <w:b/>
+          <w:bCs/>
+          <w:sz w:val="28"/>
+          <w:szCs w:val="28"/>
+        </w:rPr>
         <w:t>Application typique</w:t>
       </w:r>
       <w:r>
@@ -2610,21 +3014,7 @@
         <w:rPr>
           <w:rFonts w:ascii="Calibri" w:hAnsi="Calibri" w:cs="Calibri"/>
         </w:rPr>
-        <w:t xml:space="preserve">circuit d’amplification </w:t>
-      </w:r>
-      <w:proofErr w:type="spellStart"/>
-      <w:r>
-        <w:rPr>
-          <w:rFonts w:ascii="Calibri" w:hAnsi="Calibri" w:cs="Calibri"/>
-        </w:rPr>
-        <w:t>transimpédance</w:t>
-      </w:r>
-      <w:proofErr w:type="spellEnd"/>
-      <w:r>
-        <w:rPr>
-          <w:rFonts w:ascii="Calibri" w:hAnsi="Calibri" w:cs="Calibri"/>
-        </w:rPr>
-        <w:t xml:space="preserve"> </w:t>
+        <w:t xml:space="preserve">circuit d’amplification transimpédance </w:t>
       </w:r>
       <w:r>
         <w:rPr>
@@ -2636,16 +3026,8 @@
         <w:rPr>
           <w:rFonts w:ascii="Calibri" w:hAnsi="Calibri" w:cs="Calibri"/>
         </w:rPr>
-        <w:t xml:space="preserve">dans le but de détecter un signal sur l’Arduino </w:t>
-      </w:r>
-      <w:proofErr w:type="spellStart"/>
-      <w:r>
-        <w:rPr>
-          <w:rFonts w:ascii="Calibri" w:hAnsi="Calibri" w:cs="Calibri"/>
-        </w:rPr>
-        <w:t>Uno</w:t>
-      </w:r>
-      <w:proofErr w:type="spellEnd"/>
+        <w:t>dans le but de détecter un signal sur l’Arduino Uno</w:t>
+      </w:r>
       <w:r>
         <w:rPr>
           <w:rFonts w:ascii="Calibri" w:hAnsi="Calibri" w:cs="Calibri"/>
@@ -2675,14 +3057,7 @@
         <w:rPr>
           <w:rFonts w:ascii="Calibri" w:hAnsi="Calibri" w:cs="Calibri"/>
         </w:rPr>
-        <w:t xml:space="preserve">un filtre passif avec R1 et C1, avec </w:t>
-      </w:r>
-      <w:proofErr w:type="spellStart"/>
-      <w:r>
-        <w:rPr>
-          <w:rFonts w:ascii="Calibri" w:hAnsi="Calibri" w:cs="Calibri"/>
-        </w:rPr>
-        <w:t>f</w:t>
+        <w:t>un filtre passif avec R1 et C1, avec f</w:t>
       </w:r>
       <w:r>
         <w:rPr>
@@ -2691,7 +3066,6 @@
         </w:rPr>
         <w:t>c</w:t>
       </w:r>
-      <w:proofErr w:type="spellEnd"/>
       <w:r>
         <w:rPr>
           <w:rFonts w:ascii="Calibri" w:hAnsi="Calibri" w:cs="Calibri"/>
@@ -2715,14 +3089,7 @@
         <w:rPr>
           <w:rFonts w:ascii="Calibri" w:hAnsi="Calibri" w:cs="Calibri"/>
         </w:rPr>
-        <w:t xml:space="preserve">un filtre actif avec R3 et C4, avec </w:t>
-      </w:r>
-      <w:proofErr w:type="spellStart"/>
-      <w:r>
-        <w:rPr>
-          <w:rFonts w:ascii="Calibri" w:hAnsi="Calibri" w:cs="Calibri"/>
-        </w:rPr>
-        <w:t>f</w:t>
+        <w:t>un filtre actif avec R3 et C4, avec f</w:t>
       </w:r>
       <w:r>
         <w:rPr>
@@ -2731,26 +3098,11 @@
         </w:rPr>
         <w:t>c</w:t>
       </w:r>
-      <w:proofErr w:type="spellEnd"/>
-      <w:r>
-        <w:rPr>
-          <w:rFonts w:ascii="Calibri" w:hAnsi="Calibri" w:cs="Calibri"/>
-        </w:rPr>
-        <w:t>= 1,6</w:t>
-      </w:r>
-      <w:proofErr w:type="gramStart"/>
-      <w:r>
-        <w:rPr>
-          <w:rFonts w:ascii="Calibri" w:hAnsi="Calibri" w:cs="Calibri"/>
-        </w:rPr>
-        <w:t>Hz,pour</w:t>
-      </w:r>
-      <w:proofErr w:type="gramEnd"/>
-      <w:r>
-        <w:rPr>
-          <w:rFonts w:ascii="Calibri" w:hAnsi="Calibri" w:cs="Calibri"/>
-        </w:rPr>
-        <w:t xml:space="preserve"> un maximum d'efficacité sur l'amplificateur opérationnel</w:t>
+      <w:r>
+        <w:rPr>
+          <w:rFonts w:ascii="Calibri" w:hAnsi="Calibri" w:cs="Calibri"/>
+        </w:rPr>
+        <w:t>= 1,6Hz,pour un maximum d'efficacité sur l'amplificateur opérationnel</w:t>
       </w:r>
     </w:p>
     <w:p>
@@ -2769,14 +3121,7 @@
         <w:rPr>
           <w:rFonts w:ascii="Calibri" w:hAnsi="Calibri" w:cs="Calibri"/>
         </w:rPr>
-        <w:t xml:space="preserve">un filtre passif avec C2 et R6, avec </w:t>
-      </w:r>
-      <w:proofErr w:type="spellStart"/>
-      <w:r>
-        <w:rPr>
-          <w:rFonts w:ascii="Calibri" w:hAnsi="Calibri" w:cs="Calibri"/>
-        </w:rPr>
-        <w:t>f</w:t>
+        <w:t>un filtre passif avec C2 et R6, avec f</w:t>
       </w:r>
       <w:r>
         <w:rPr>
@@ -2785,7 +3130,6 @@
         </w:rPr>
         <w:t>c</w:t>
       </w:r>
-      <w:proofErr w:type="spellEnd"/>
       <w:r>
         <w:rPr>
           <w:rFonts w:ascii="Calibri" w:hAnsi="Calibri" w:cs="Calibri"/>
@@ -2842,48 +3186,27 @@
         <w:rPr>
           <w:rFonts w:ascii="Calibri" w:hAnsi="Calibri" w:cs="Calibri"/>
         </w:rPr>
-        <w:t xml:space="preserve"> par un potentiomètre digital dont la valeur de la résistance est modifiable par </w:t>
-      </w:r>
-      <w:proofErr w:type="gramStart"/>
-      <w:r>
-        <w:rPr>
-          <w:rFonts w:ascii="Calibri" w:hAnsi="Calibri" w:cs="Calibri"/>
-        </w:rPr>
-        <w:t>l’</w:t>
-      </w:r>
-      <w:proofErr w:type="spellStart"/>
-      <w:r>
-        <w:rPr>
-          <w:rFonts w:ascii="Calibri" w:hAnsi="Calibri" w:cs="Calibri"/>
-        </w:rPr>
-        <w:t>utilisateur.ice</w:t>
-      </w:r>
-      <w:proofErr w:type="spellEnd"/>
-      <w:proofErr w:type="gramEnd"/>
-      <w:r>
-        <w:rPr>
-          <w:rFonts w:ascii="Calibri" w:hAnsi="Calibri" w:cs="Calibri"/>
-        </w:rPr>
-        <w:t>. Un bon réglage permet d’obtenir une valeur de résistance lisible par l’Arduino.</w:t>
-      </w:r>
-    </w:p>
-    <w:p>
-      <w:pPr>
-        <w:rPr>
-          <w:rFonts w:ascii="Calibri" w:hAnsi="Calibri" w:cs="Calibri"/>
-        </w:rPr>
-      </w:pPr>
-    </w:p>
-    <w:p>
-      <w:pPr>
-        <w:rPr>
-          <w:rFonts w:ascii="Calibri" w:hAnsi="Calibri" w:cs="Calibri"/>
-        </w:rPr>
-      </w:pPr>
-      <w:r>
-        <w:rPr>
-          <w:rFonts w:ascii="Calibri" w:hAnsi="Calibri" w:cs="Calibri"/>
-        </w:rPr>
+        <w:t xml:space="preserve"> par un potentiomètre digital dont la valeur de la résistance est modifiable par l’utilisateur.ice. Un bon réglage permet d’obtenir une valeur de résistance lisible par l’Arduino.</w:t>
+      </w:r>
+    </w:p>
+    <w:p>
+      <w:pPr>
+        <w:rPr>
+          <w:rFonts w:ascii="Calibri" w:hAnsi="Calibri" w:cs="Calibri"/>
+        </w:rPr>
+      </w:pPr>
+    </w:p>
+    <w:p>
+      <w:pPr>
+        <w:rPr>
+          <w:rFonts w:ascii="Calibri" w:hAnsi="Calibri" w:cs="Calibri"/>
+        </w:rPr>
+      </w:pPr>
+      <w:r>
+        <w:rPr>
+          <w:rFonts w:ascii="Calibri" w:hAnsi="Calibri" w:cs="Calibri"/>
+        </w:rPr>
+        <w:lastRenderedPageBreak/>
         <w:t>Finalement, après calcul de la fonction de transfert de ce système, l</w:t>
       </w:r>
       <w:r>

--- a/5. Datasheet/Datasheet_Capteur_Graphite.docx
+++ b/5. Datasheet/Datasheet_Capteur_Graphite.docx
@@ -687,13 +687,6 @@
     </w:p>
     <w:p>
       <w:pPr>
-        <w:rPr>
-          <w:rFonts w:ascii="Calibri" w:hAnsi="Calibri" w:cs="Calibri"/>
-        </w:rPr>
-      </w:pPr>
-    </w:p>
-    <w:p>
-      <w:pPr>
         <w:jc w:val="both"/>
         <w:rPr>
           <w:rFonts w:ascii="Calibri" w:hAnsi="Calibri" w:cs="Calibri"/>
@@ -1308,18 +1301,6 @@
         <w:t>Conditions d’utilisation</w:t>
       </w:r>
     </w:p>
-    <w:p>
-      <w:pPr>
-        <w:jc w:val="both"/>
-        <w:rPr>
-          <w:rFonts w:ascii="Calibri" w:hAnsi="Calibri" w:cs="Calibri"/>
-          <w:b/>
-          <w:bCs/>
-          <w:sz w:val="28"/>
-          <w:szCs w:val="28"/>
-        </w:rPr>
-      </w:pPr>
-    </w:p>
     <w:tbl>
       <w:tblPr>
         <w:tblStyle w:val="Grilledutableau"/>
@@ -1552,12 +1533,14 @@
                 <w:rFonts w:ascii="Calibri" w:hAnsi="Calibri" w:cs="Calibri"/>
               </w:rPr>
             </w:pPr>
+            <w:proofErr w:type="gramStart"/>
             <w:r>
               <w:rPr>
                 <w:rFonts w:ascii="Calibri" w:hAnsi="Calibri" w:cs="Calibri"/>
               </w:rPr>
               <w:t>mm</w:t>
             </w:r>
+            <w:proofErr w:type="gramEnd"/>
           </w:p>
         </w:tc>
         <w:tc>
@@ -1654,13 +1637,6 @@
         </w:tc>
       </w:tr>
     </w:tbl>
-    <w:p>
-      <w:pPr>
-        <w:rPr>
-          <w:rFonts w:ascii="Calibri" w:hAnsi="Calibri" w:cs="Calibri"/>
-        </w:rPr>
-      </w:pPr>
-    </w:p>
     <w:p>
       <w:pPr>
         <w:rPr>
@@ -1693,9 +1669,7 @@
           <w:szCs w:val="28"/>
         </w:rPr>
       </w:pPr>
-    </w:p>
-    <w:p>
-      <w:pPr>
+      <w:r>
         <w:rPr>
           <w:rFonts w:ascii="Calibri" w:hAnsi="Calibri" w:cs="Calibri"/>
           <w:b/>
@@ -1703,36 +1677,8 @@
           <w:sz w:val="28"/>
           <w:szCs w:val="28"/>
         </w:rPr>
-      </w:pPr>
-    </w:p>
-    <w:p>
-      <w:pPr>
-        <w:rPr>
-          <w:rFonts w:ascii="Calibri" w:hAnsi="Calibri" w:cs="Calibri"/>
-          <w:b/>
-          <w:bCs/>
-          <w:sz w:val="28"/>
-          <w:szCs w:val="28"/>
-        </w:rPr>
-      </w:pPr>
-      <w:r>
-        <w:rPr>
-          <w:rFonts w:ascii="Calibri" w:hAnsi="Calibri" w:cs="Calibri"/>
-          <w:b/>
-          <w:bCs/>
-          <w:sz w:val="28"/>
-          <w:szCs w:val="28"/>
-        </w:rPr>
-        <w:lastRenderedPageBreak/>
         <w:t>Caractéristiques électriques du capteur</w:t>
       </w:r>
-    </w:p>
-    <w:p>
-      <w:pPr>
-        <w:rPr>
-          <w:rFonts w:ascii="Calibri" w:hAnsi="Calibri" w:cs="Calibri"/>
-        </w:rPr>
-      </w:pPr>
     </w:p>
     <w:tbl>
       <w:tblPr>
@@ -2203,6 +2149,7 @@
               <w:rPr>
                 <w:rFonts w:ascii="Calibri" w:hAnsi="Calibri" w:cs="Calibri"/>
               </w:rPr>
+              <w:lastRenderedPageBreak/>
               <w:t>4B</w:t>
             </w:r>
           </w:p>
@@ -2224,73 +2171,6 @@
               </w:rPr>
               <w:t>MΩ</w:t>
             </w:r>
-          </w:p>
-        </w:tc>
-        <w:tc>
-          <w:tcPr>
-            <w:tcW w:w="1812" w:type="dxa"/>
-          </w:tcPr>
-          <w:p>
-            <w:pPr>
-              <w:jc w:val="center"/>
-              <w:rPr>
-                <w:rFonts w:ascii="Calibri" w:hAnsi="Calibri" w:cs="Calibri"/>
-              </w:rPr>
-            </w:pPr>
-          </w:p>
-        </w:tc>
-        <w:tc>
-          <w:tcPr>
-            <w:tcW w:w="1813" w:type="dxa"/>
-          </w:tcPr>
-          <w:p>
-            <w:pPr>
-              <w:jc w:val="center"/>
-              <w:rPr>
-                <w:rFonts w:ascii="Calibri" w:hAnsi="Calibri" w:cs="Calibri"/>
-              </w:rPr>
-            </w:pPr>
-          </w:p>
-        </w:tc>
-        <w:tc>
-          <w:tcPr>
-            <w:tcW w:w="1813" w:type="dxa"/>
-          </w:tcPr>
-          <w:p>
-            <w:pPr>
-              <w:jc w:val="center"/>
-              <w:rPr>
-                <w:rFonts w:ascii="Calibri" w:hAnsi="Calibri" w:cs="Calibri"/>
-              </w:rPr>
-            </w:pPr>
-          </w:p>
-        </w:tc>
-      </w:tr>
-      <w:tr>
-        <w:tc>
-          <w:tcPr>
-            <w:tcW w:w="1812" w:type="dxa"/>
-          </w:tcPr>
-          <w:p>
-            <w:pPr>
-              <w:jc w:val="center"/>
-              <w:rPr>
-                <w:rFonts w:ascii="Calibri" w:hAnsi="Calibri" w:cs="Calibri"/>
-              </w:rPr>
-            </w:pPr>
-          </w:p>
-        </w:tc>
-        <w:tc>
-          <w:tcPr>
-            <w:tcW w:w="1812" w:type="dxa"/>
-          </w:tcPr>
-          <w:p>
-            <w:pPr>
-              <w:jc w:val="center"/>
-              <w:rPr>
-                <w:rFonts w:ascii="Calibri" w:hAnsi="Calibri" w:cs="Calibri"/>
-              </w:rPr>
-            </w:pPr>
           </w:p>
         </w:tc>
         <w:tc>
@@ -2368,22 +2248,15 @@
           <w:rFonts w:ascii="Calibri" w:hAnsi="Calibri" w:cs="Calibri"/>
         </w:rPr>
       </w:pPr>
-    </w:p>
-    <w:p>
-      <w:pPr>
-        <w:rPr>
-          <w:rFonts w:ascii="Calibri" w:hAnsi="Calibri" w:cs="Calibri"/>
-        </w:rPr>
-      </w:pPr>
       <w:r>
         <w:rPr>
           <w:noProof/>
         </w:rPr>
         <w:drawing>
-          <wp:inline distT="0" distB="0" distL="0" distR="0" wp14:anchorId="3E9D5D2B" wp14:editId="04E7BAA9">
-            <wp:extent cx="3762460" cy="2198915"/>
-            <wp:effectExtent l="0" t="0" r="0" b="0"/>
-            <wp:docPr id="1818717877" name="Graphique 1"/>
+          <wp:inline distT="0" distB="0" distL="0" distR="0" wp14:anchorId="2D25F567" wp14:editId="71C4CAAC">
+            <wp:extent cx="3123530" cy="1845128"/>
+            <wp:effectExtent l="0" t="0" r="1270" b="3175"/>
+            <wp:docPr id="2087549246" name="Graphique 1"/>
             <wp:cNvGraphicFramePr>
               <a:graphicFrameLocks xmlns:a="http://schemas.openxmlformats.org/drawingml/2006/main" noChangeAspect="1"/>
             </wp:cNvGraphicFramePr>
@@ -2391,7 +2264,7 @@
               <a:graphicData uri="http://schemas.openxmlformats.org/drawingml/2006/picture">
                 <pic:pic xmlns:pic="http://schemas.openxmlformats.org/drawingml/2006/picture">
                   <pic:nvPicPr>
-                    <pic:cNvPr id="1818717877" name=""/>
+                    <pic:cNvPr id="2087549246" name=""/>
                     <pic:cNvPicPr/>
                   </pic:nvPicPr>
                   <pic:blipFill>
@@ -2409,7 +2282,7 @@
                   <pic:spPr>
                     <a:xfrm>
                       <a:off x="0" y="0"/>
-                      <a:ext cx="3766667" cy="2201374"/>
+                      <a:ext cx="3140664" cy="1855249"/>
                     </a:xfrm>
                     <a:prstGeom prst="rect">
                       <a:avLst/>
@@ -2461,10 +2334,10 @@
           <w:noProof/>
         </w:rPr>
         <w:drawing>
-          <wp:inline distT="0" distB="0" distL="0" distR="0" wp14:anchorId="4360531B" wp14:editId="34288F27">
-            <wp:extent cx="3788229" cy="2011035"/>
-            <wp:effectExtent l="0" t="0" r="3175" b="8890"/>
-            <wp:docPr id="1855482865" name="Graphique 1"/>
+          <wp:inline distT="0" distB="0" distL="0" distR="0" wp14:anchorId="7A199377" wp14:editId="3796FA45">
+            <wp:extent cx="3034836" cy="1611086"/>
+            <wp:effectExtent l="0" t="0" r="0" b="8255"/>
+            <wp:docPr id="108943505" name="Graphique 1"/>
             <wp:cNvGraphicFramePr>
               <a:graphicFrameLocks xmlns:a="http://schemas.openxmlformats.org/drawingml/2006/main" noChangeAspect="1"/>
             </wp:cNvGraphicFramePr>
@@ -2472,7 +2345,7 @@
               <a:graphicData uri="http://schemas.openxmlformats.org/drawingml/2006/picture">
                 <pic:pic xmlns:pic="http://schemas.openxmlformats.org/drawingml/2006/picture">
                   <pic:nvPicPr>
-                    <pic:cNvPr id="1855482865" name=""/>
+                    <pic:cNvPr id="108943505" name=""/>
                     <pic:cNvPicPr/>
                   </pic:nvPicPr>
                   <pic:blipFill>
@@ -2490,7 +2363,7 @@
                   <pic:spPr>
                     <a:xfrm>
                       <a:off x="0" y="0"/>
-                      <a:ext cx="3790673" cy="2012333"/>
+                      <a:ext cx="3039464" cy="1613543"/>
                     </a:xfrm>
                     <a:prstGeom prst="rect">
                       <a:avLst/>
@@ -2524,7 +2397,9 @@
           <w:szCs w:val="28"/>
         </w:rPr>
       </w:pPr>
-      <w:r>
+    </w:p>
+    <w:p>
+      <w:pPr>
         <w:rPr>
           <w:rFonts w:ascii="Calibri" w:hAnsi="Calibri" w:cs="Calibri"/>
           <w:b/>
@@ -2532,7 +2407,15 @@
           <w:sz w:val="28"/>
           <w:szCs w:val="28"/>
         </w:rPr>
-        <w:lastRenderedPageBreak/>
+      </w:pPr>
+      <w:r>
+        <w:rPr>
+          <w:rFonts w:ascii="Calibri" w:hAnsi="Calibri" w:cs="Calibri"/>
+          <w:b/>
+          <w:bCs/>
+          <w:sz w:val="28"/>
+          <w:szCs w:val="28"/>
+        </w:rPr>
         <w:t>Sensibilité du capteur</w:t>
       </w:r>
     </w:p>
@@ -2903,7 +2786,9 @@
           <w:szCs w:val="28"/>
         </w:rPr>
       </w:pPr>
-      <w:r>
+    </w:p>
+    <w:p>
+      <w:pPr>
         <w:rPr>
           <w:rFonts w:ascii="Calibri" w:hAnsi="Calibri" w:cs="Calibri"/>
           <w:b/>
@@ -2911,8 +2796,7 @@
           <w:sz w:val="28"/>
           <w:szCs w:val="28"/>
         </w:rPr>
-        <w:t>Application typique</w:t>
-      </w:r>
+      </w:pPr>
       <w:r>
         <w:rPr>
           <w:rFonts w:ascii="Calibri" w:hAnsi="Calibri" w:cs="Calibri"/>
@@ -2921,6 +2805,26 @@
           <w:sz w:val="28"/>
           <w:szCs w:val="28"/>
         </w:rPr>
+        <w:t>A</w:t>
+      </w:r>
+      <w:r>
+        <w:rPr>
+          <w:rFonts w:ascii="Calibri" w:hAnsi="Calibri" w:cs="Calibri"/>
+          <w:b/>
+          <w:bCs/>
+          <w:sz w:val="28"/>
+          <w:szCs w:val="28"/>
+        </w:rPr>
+        <w:t>pplication typique</w:t>
+      </w:r>
+      <w:r>
+        <w:rPr>
+          <w:rFonts w:ascii="Calibri" w:hAnsi="Calibri" w:cs="Calibri"/>
+          <w:b/>
+          <w:bCs/>
+          <w:sz w:val="28"/>
+          <w:szCs w:val="28"/>
+        </w:rPr>
         <w:t xml:space="preserve"> de notre capteur</w:t>
       </w:r>
     </w:p>
@@ -2930,23 +2834,16 @@
           <w:rFonts w:ascii="Calibri" w:hAnsi="Calibri" w:cs="Calibri"/>
         </w:rPr>
       </w:pPr>
-    </w:p>
-    <w:p>
-      <w:pPr>
-        <w:rPr>
-          <w:rFonts w:ascii="Calibri" w:hAnsi="Calibri" w:cs="Calibri"/>
-        </w:rPr>
-      </w:pPr>
-      <w:r>
-        <w:rPr>
-          <w:rFonts w:ascii="Calibri" w:hAnsi="Calibri" w:cs="Calibri"/>
+      <w:r>
+        <w:rPr>
           <w:noProof/>
         </w:rPr>
+        <w:lastRenderedPageBreak/>
         <w:drawing>
-          <wp:inline distT="0" distB="0" distL="0" distR="0" wp14:anchorId="1B99B9A5" wp14:editId="0FA14288">
-            <wp:extent cx="5760720" cy="1770380"/>
-            <wp:effectExtent l="0" t="0" r="0" b="1270"/>
-            <wp:docPr id="351784017" name="Image 1" descr="Une image contenant texte, diagramme, ligne, Plan&#10;&#10;Le contenu généré par l’IA peut être incorrect."/>
+          <wp:inline distT="0" distB="0" distL="0" distR="0" wp14:anchorId="76DBD169" wp14:editId="55A4AE16">
+            <wp:extent cx="5760720" cy="2245360"/>
+            <wp:effectExtent l="0" t="0" r="0" b="2540"/>
+            <wp:docPr id="154300823" name="Image 1" descr="Une image contenant texte, diagramme, Plan, ligne&#10;&#10;Le contenu généré par l’IA peut être incorrect."/>
             <wp:cNvGraphicFramePr>
               <a:graphicFrameLocks xmlns:a="http://schemas.openxmlformats.org/drawingml/2006/main" noChangeAspect="1"/>
             </wp:cNvGraphicFramePr>
@@ -2954,23 +2851,36 @@
               <a:graphicData uri="http://schemas.openxmlformats.org/drawingml/2006/picture">
                 <pic:pic xmlns:pic="http://schemas.openxmlformats.org/drawingml/2006/picture">
                   <pic:nvPicPr>
-                    <pic:cNvPr id="351784017" name="Image 1" descr="Une image contenant texte, diagramme, ligne, Plan&#10;&#10;Le contenu généré par l’IA peut être incorrect."/>
-                    <pic:cNvPicPr/>
+                    <pic:cNvPr id="154300823" name="Image 1" descr="Une image contenant texte, diagramme, Plan, ligne&#10;&#10;Le contenu généré par l’IA peut être incorrect."/>
+                    <pic:cNvPicPr>
+                      <a:picLocks noChangeAspect="1" noChangeArrowheads="1"/>
+                    </pic:cNvPicPr>
                   </pic:nvPicPr>
                   <pic:blipFill>
-                    <a:blip r:embed="rId14"/>
+                    <a:blip r:embed="rId14">
+                      <a:extLst>
+                        <a:ext uri="{28A0092B-C50C-407E-A947-70E740481C1C}">
+                          <a14:useLocalDpi xmlns:a14="http://schemas.microsoft.com/office/drawing/2010/main" val="0"/>
+                        </a:ext>
+                      </a:extLst>
+                    </a:blip>
+                    <a:srcRect/>
                     <a:stretch>
                       <a:fillRect/>
                     </a:stretch>
                   </pic:blipFill>
-                  <pic:spPr>
+                  <pic:spPr bwMode="auto">
                     <a:xfrm>
                       <a:off x="0" y="0"/>
-                      <a:ext cx="5760720" cy="1770380"/>
+                      <a:ext cx="5760720" cy="2245360"/>
                     </a:xfrm>
                     <a:prstGeom prst="rect">
                       <a:avLst/>
                     </a:prstGeom>
+                    <a:noFill/>
+                    <a:ln>
+                      <a:noFill/>
+                    </a:ln>
                   </pic:spPr>
                 </pic:pic>
               </a:graphicData>
@@ -2985,13 +2895,6 @@
           <w:rFonts w:ascii="Calibri" w:hAnsi="Calibri" w:cs="Calibri"/>
         </w:rPr>
       </w:pPr>
-    </w:p>
-    <w:p>
-      <w:pPr>
-        <w:rPr>
-          <w:rFonts w:ascii="Calibri" w:hAnsi="Calibri" w:cs="Calibri"/>
-        </w:rPr>
-      </w:pPr>
       <w:r>
         <w:rPr>
           <w:rFonts w:ascii="Calibri" w:hAnsi="Calibri" w:cs="Calibri"/>
@@ -3014,7 +2917,21 @@
         <w:rPr>
           <w:rFonts w:ascii="Calibri" w:hAnsi="Calibri" w:cs="Calibri"/>
         </w:rPr>
-        <w:t xml:space="preserve">circuit d’amplification transimpédance </w:t>
+        <w:t xml:space="preserve">circuit d’amplification </w:t>
+      </w:r>
+      <w:proofErr w:type="spellStart"/>
+      <w:r>
+        <w:rPr>
+          <w:rFonts w:ascii="Calibri" w:hAnsi="Calibri" w:cs="Calibri"/>
+        </w:rPr>
+        <w:t>transimpédance</w:t>
+      </w:r>
+      <w:proofErr w:type="spellEnd"/>
+      <w:r>
+        <w:rPr>
+          <w:rFonts w:ascii="Calibri" w:hAnsi="Calibri" w:cs="Calibri"/>
+        </w:rPr>
+        <w:t xml:space="preserve"> </w:t>
       </w:r>
       <w:r>
         <w:rPr>
@@ -3026,8 +2943,28 @@
         <w:rPr>
           <w:rFonts w:ascii="Calibri" w:hAnsi="Calibri" w:cs="Calibri"/>
         </w:rPr>
-        <w:t>dans le but de détecter un signal sur l’Arduino Uno</w:t>
-      </w:r>
+        <w:t xml:space="preserve">dans le but de détecter un signal </w:t>
+      </w:r>
+      <w:r>
+        <w:rPr>
+          <w:rFonts w:ascii="Calibri" w:hAnsi="Calibri" w:cs="Calibri"/>
+        </w:rPr>
+        <w:t>via</w:t>
+      </w:r>
+      <w:r>
+        <w:rPr>
+          <w:rFonts w:ascii="Calibri" w:hAnsi="Calibri" w:cs="Calibri"/>
+        </w:rPr>
+        <w:t xml:space="preserve"> l’Arduino </w:t>
+      </w:r>
+      <w:proofErr w:type="spellStart"/>
+      <w:r>
+        <w:rPr>
+          <w:rFonts w:ascii="Calibri" w:hAnsi="Calibri" w:cs="Calibri"/>
+        </w:rPr>
+        <w:t>Uno</w:t>
+      </w:r>
+      <w:proofErr w:type="spellEnd"/>
       <w:r>
         <w:rPr>
           <w:rFonts w:ascii="Calibri" w:hAnsi="Calibri" w:cs="Calibri"/>
@@ -3057,7 +2994,14 @@
         <w:rPr>
           <w:rFonts w:ascii="Calibri" w:hAnsi="Calibri" w:cs="Calibri"/>
         </w:rPr>
-        <w:t>un filtre passif avec R1 et C1, avec f</w:t>
+        <w:t xml:space="preserve">un filtre passif avec R1 et C1, avec </w:t>
+      </w:r>
+      <w:proofErr w:type="spellStart"/>
+      <w:r>
+        <w:rPr>
+          <w:rFonts w:ascii="Calibri" w:hAnsi="Calibri" w:cs="Calibri"/>
+        </w:rPr>
+        <w:t>f</w:t>
       </w:r>
       <w:r>
         <w:rPr>
@@ -3066,6 +3010,7 @@
         </w:rPr>
         <w:t>c</w:t>
       </w:r>
+      <w:proofErr w:type="spellEnd"/>
       <w:r>
         <w:rPr>
           <w:rFonts w:ascii="Calibri" w:hAnsi="Calibri" w:cs="Calibri"/>
@@ -3089,7 +3034,14 @@
         <w:rPr>
           <w:rFonts w:ascii="Calibri" w:hAnsi="Calibri" w:cs="Calibri"/>
         </w:rPr>
-        <w:t>un filtre actif avec R3 et C4, avec f</w:t>
+        <w:t xml:space="preserve">un filtre actif avec R3 et C4, avec </w:t>
+      </w:r>
+      <w:proofErr w:type="spellStart"/>
+      <w:r>
+        <w:rPr>
+          <w:rFonts w:ascii="Calibri" w:hAnsi="Calibri" w:cs="Calibri"/>
+        </w:rPr>
+        <w:t>f</w:t>
       </w:r>
       <w:r>
         <w:rPr>
@@ -3098,11 +3050,24 @@
         </w:rPr>
         <w:t>c</w:t>
       </w:r>
-      <w:r>
-        <w:rPr>
-          <w:rFonts w:ascii="Calibri" w:hAnsi="Calibri" w:cs="Calibri"/>
-        </w:rPr>
-        <w:t>= 1,6Hz,pour un maximum d'efficacité sur l'amplificateur opérationnel</w:t>
+      <w:proofErr w:type="spellEnd"/>
+      <w:r>
+        <w:rPr>
+          <w:rFonts w:ascii="Calibri" w:hAnsi="Calibri" w:cs="Calibri"/>
+        </w:rPr>
+        <w:t>= 1,6Hz,</w:t>
+      </w:r>
+      <w:r>
+        <w:rPr>
+          <w:rFonts w:ascii="Calibri" w:hAnsi="Calibri" w:cs="Calibri"/>
+        </w:rPr>
+        <w:t xml:space="preserve"> </w:t>
+      </w:r>
+      <w:r>
+        <w:rPr>
+          <w:rFonts w:ascii="Calibri" w:hAnsi="Calibri" w:cs="Calibri"/>
+        </w:rPr>
+        <w:t>pour un maximum d'efficacité sur l'amplificateur opérationnel</w:t>
       </w:r>
     </w:p>
     <w:p>
@@ -3121,7 +3086,14 @@
         <w:rPr>
           <w:rFonts w:ascii="Calibri" w:hAnsi="Calibri" w:cs="Calibri"/>
         </w:rPr>
-        <w:t>un filtre passif avec C2 et R6, avec f</w:t>
+        <w:t xml:space="preserve">un filtre passif avec C2 et R6, avec </w:t>
+      </w:r>
+      <w:proofErr w:type="spellStart"/>
+      <w:r>
+        <w:rPr>
+          <w:rFonts w:ascii="Calibri" w:hAnsi="Calibri" w:cs="Calibri"/>
+        </w:rPr>
+        <w:t>f</w:t>
       </w:r>
       <w:r>
         <w:rPr>
@@ -3130,6 +3102,7 @@
         </w:rPr>
         <w:t>c</w:t>
       </w:r>
+      <w:proofErr w:type="spellEnd"/>
       <w:r>
         <w:rPr>
           <w:rFonts w:ascii="Calibri" w:hAnsi="Calibri" w:cs="Calibri"/>
@@ -3186,27 +3159,48 @@
         <w:rPr>
           <w:rFonts w:ascii="Calibri" w:hAnsi="Calibri" w:cs="Calibri"/>
         </w:rPr>
-        <w:t xml:space="preserve"> par un potentiomètre digital dont la valeur de la résistance est modifiable par l’utilisateur.ice. Un bon réglage permet d’obtenir une valeur de résistance lisible par l’Arduino.</w:t>
-      </w:r>
-    </w:p>
-    <w:p>
-      <w:pPr>
-        <w:rPr>
-          <w:rFonts w:ascii="Calibri" w:hAnsi="Calibri" w:cs="Calibri"/>
-        </w:rPr>
-      </w:pPr>
-    </w:p>
-    <w:p>
-      <w:pPr>
-        <w:rPr>
-          <w:rFonts w:ascii="Calibri" w:hAnsi="Calibri" w:cs="Calibri"/>
-        </w:rPr>
-      </w:pPr>
-      <w:r>
-        <w:rPr>
-          <w:rFonts w:ascii="Calibri" w:hAnsi="Calibri" w:cs="Calibri"/>
-        </w:rPr>
-        <w:lastRenderedPageBreak/>
+        <w:t xml:space="preserve"> par un potentiomètre digital dont la valeur de la résistance est modifiable par </w:t>
+      </w:r>
+      <w:proofErr w:type="gramStart"/>
+      <w:r>
+        <w:rPr>
+          <w:rFonts w:ascii="Calibri" w:hAnsi="Calibri" w:cs="Calibri"/>
+        </w:rPr>
+        <w:t>l’</w:t>
+      </w:r>
+      <w:proofErr w:type="spellStart"/>
+      <w:r>
+        <w:rPr>
+          <w:rFonts w:ascii="Calibri" w:hAnsi="Calibri" w:cs="Calibri"/>
+        </w:rPr>
+        <w:t>utilisateur.ice</w:t>
+      </w:r>
+      <w:proofErr w:type="spellEnd"/>
+      <w:proofErr w:type="gramEnd"/>
+      <w:r>
+        <w:rPr>
+          <w:rFonts w:ascii="Calibri" w:hAnsi="Calibri" w:cs="Calibri"/>
+        </w:rPr>
+        <w:t>. Un bon réglage permet d’obtenir une valeur de résistance lisible par l’Arduino.</w:t>
+      </w:r>
+    </w:p>
+    <w:p>
+      <w:pPr>
+        <w:rPr>
+          <w:rFonts w:ascii="Calibri" w:hAnsi="Calibri" w:cs="Calibri"/>
+        </w:rPr>
+      </w:pPr>
+    </w:p>
+    <w:p>
+      <w:pPr>
+        <w:rPr>
+          <w:rFonts w:ascii="Calibri" w:hAnsi="Calibri" w:cs="Calibri"/>
+        </w:rPr>
+      </w:pPr>
+      <w:r>
+        <w:rPr>
+          <w:rFonts w:ascii="Calibri" w:hAnsi="Calibri" w:cs="Calibri"/>
+        </w:rPr>
         <w:t>Finalement, après calcul de la fonction de transfert de ce système, l</w:t>
       </w:r>
       <w:r>

--- a/5. Datasheet/Datasheet_Capteur_Graphite.docx
+++ b/5. Datasheet/Datasheet_Capteur_Graphite.docx
@@ -1533,14 +1533,12 @@
                 <w:rFonts w:ascii="Calibri" w:hAnsi="Calibri" w:cs="Calibri"/>
               </w:rPr>
             </w:pPr>
-            <w:proofErr w:type="gramStart"/>
             <w:r>
               <w:rPr>
                 <w:rFonts w:ascii="Calibri" w:hAnsi="Calibri" w:cs="Calibri"/>
               </w:rPr>
               <w:t>mm</w:t>
             </w:r>
-            <w:proofErr w:type="gramEnd"/>
           </w:p>
         </w:tc>
         <w:tc>
@@ -1637,17 +1635,6 @@
         </w:tc>
       </w:tr>
     </w:tbl>
-    <w:p>
-      <w:pPr>
-        <w:rPr>
-          <w:rFonts w:ascii="Calibri" w:hAnsi="Calibri" w:cs="Calibri"/>
-          <w:b/>
-          <w:bCs/>
-          <w:sz w:val="28"/>
-          <w:szCs w:val="28"/>
-        </w:rPr>
-      </w:pPr>
-    </w:p>
     <w:p>
       <w:pPr>
         <w:rPr>
@@ -2149,7 +2136,6 @@
               <w:rPr>
                 <w:rFonts w:ascii="Calibri" w:hAnsi="Calibri" w:cs="Calibri"/>
               </w:rPr>
-              <w:lastRenderedPageBreak/>
               <w:t>4B</w:t>
             </w:r>
           </w:p>
@@ -2218,6 +2204,17 @@
       <w:pPr>
         <w:rPr>
           <w:rFonts w:ascii="Calibri" w:hAnsi="Calibri" w:cs="Calibri"/>
+        </w:rPr>
+      </w:pPr>
+    </w:p>
+    <w:p>
+      <w:pPr>
+        <w:rPr>
+          <w:rFonts w:ascii="Calibri" w:hAnsi="Calibri" w:cs="Calibri"/>
+          <w:b/>
+          <w:bCs/>
+          <w:sz w:val="28"/>
+          <w:szCs w:val="28"/>
         </w:rPr>
       </w:pPr>
     </w:p>
@@ -2797,7 +2794,9 @@
           <w:szCs w:val="28"/>
         </w:rPr>
       </w:pPr>
-      <w:r>
+    </w:p>
+    <w:p>
+      <w:pPr>
         <w:rPr>
           <w:rFonts w:ascii="Calibri" w:hAnsi="Calibri" w:cs="Calibri"/>
           <w:b/>
@@ -2805,9 +2804,10 @@
           <w:sz w:val="28"/>
           <w:szCs w:val="28"/>
         </w:rPr>
-        <w:t>A</w:t>
-      </w:r>
-      <w:r>
+      </w:pPr>
+    </w:p>
+    <w:p>
+      <w:pPr>
         <w:rPr>
           <w:rFonts w:ascii="Calibri" w:hAnsi="Calibri" w:cs="Calibri"/>
           <w:b/>
@@ -2815,9 +2815,10 @@
           <w:sz w:val="28"/>
           <w:szCs w:val="28"/>
         </w:rPr>
-        <w:t>pplication typique</w:t>
-      </w:r>
-      <w:r>
+      </w:pPr>
+    </w:p>
+    <w:p>
+      <w:pPr>
         <w:rPr>
           <w:rFonts w:ascii="Calibri" w:hAnsi="Calibri" w:cs="Calibri"/>
           <w:b/>
@@ -2825,6 +2826,35 @@
           <w:sz w:val="28"/>
           <w:szCs w:val="28"/>
         </w:rPr>
+      </w:pPr>
+      <w:r>
+        <w:rPr>
+          <w:rFonts w:ascii="Calibri" w:hAnsi="Calibri" w:cs="Calibri"/>
+          <w:b/>
+          <w:bCs/>
+          <w:sz w:val="28"/>
+          <w:szCs w:val="28"/>
+        </w:rPr>
+        <w:t>A</w:t>
+      </w:r>
+      <w:r>
+        <w:rPr>
+          <w:rFonts w:ascii="Calibri" w:hAnsi="Calibri" w:cs="Calibri"/>
+          <w:b/>
+          <w:bCs/>
+          <w:sz w:val="28"/>
+          <w:szCs w:val="28"/>
+        </w:rPr>
+        <w:t>pplication typique</w:t>
+      </w:r>
+      <w:r>
+        <w:rPr>
+          <w:rFonts w:ascii="Calibri" w:hAnsi="Calibri" w:cs="Calibri"/>
+          <w:b/>
+          <w:bCs/>
+          <w:sz w:val="28"/>
+          <w:szCs w:val="28"/>
+        </w:rPr>
         <w:t xml:space="preserve"> de notre capteur</w:t>
       </w:r>
     </w:p>
@@ -2838,7 +2868,6 @@
         <w:rPr>
           <w:noProof/>
         </w:rPr>
-        <w:lastRenderedPageBreak/>
         <w:drawing>
           <wp:inline distT="0" distB="0" distL="0" distR="0" wp14:anchorId="76DBD169" wp14:editId="55A4AE16">
             <wp:extent cx="5760720" cy="2245360"/>
@@ -3123,13 +3152,6 @@
           <w:rFonts w:ascii="Calibri" w:hAnsi="Calibri" w:cs="Calibri"/>
         </w:rPr>
       </w:pPr>
-    </w:p>
-    <w:p>
-      <w:pPr>
-        <w:rPr>
-          <w:rFonts w:ascii="Calibri" w:hAnsi="Calibri" w:cs="Calibri"/>
-        </w:rPr>
-      </w:pPr>
       <w:r>
         <w:rPr>
           <w:rFonts w:ascii="Calibri" w:hAnsi="Calibri" w:cs="Calibri"/>
@@ -3159,14 +3181,7 @@
         <w:rPr>
           <w:rFonts w:ascii="Calibri" w:hAnsi="Calibri" w:cs="Calibri"/>
         </w:rPr>
-        <w:t xml:space="preserve"> par un potentiomètre digital dont la valeur de la résistance est modifiable par </w:t>
-      </w:r>
-      <w:proofErr w:type="gramStart"/>
-      <w:r>
-        <w:rPr>
-          <w:rFonts w:ascii="Calibri" w:hAnsi="Calibri" w:cs="Calibri"/>
-        </w:rPr>
-        <w:t>l’</w:t>
+        <w:t xml:space="preserve"> par un potentiomètre digital dont la valeur de la résistance est modifiable par l’</w:t>
       </w:r>
       <w:proofErr w:type="spellStart"/>
       <w:r>
@@ -3176,7 +3191,6 @@
         <w:t>utilisateur.ice</w:t>
       </w:r>
       <w:proofErr w:type="spellEnd"/>
-      <w:proofErr w:type="gramEnd"/>
       <w:r>
         <w:rPr>
           <w:rFonts w:ascii="Calibri" w:hAnsi="Calibri" w:cs="Calibri"/>

--- a/5. Datasheet/Datasheet_Capteur_Graphite.docx
+++ b/5. Datasheet/Datasheet_Capteur_Graphite.docx
@@ -1639,567 +1639,44 @@
       <w:pPr>
         <w:rPr>
           <w:rFonts w:ascii="Calibri" w:hAnsi="Calibri" w:cs="Calibri"/>
-          <w:b/>
-          <w:bCs/>
-          <w:sz w:val="28"/>
-          <w:szCs w:val="28"/>
-        </w:rPr>
-      </w:pPr>
-    </w:p>
-    <w:p>
-      <w:pPr>
-        <w:rPr>
-          <w:rFonts w:ascii="Calibri" w:hAnsi="Calibri" w:cs="Calibri"/>
-          <w:b/>
-          <w:bCs/>
-          <w:sz w:val="28"/>
-          <w:szCs w:val="28"/>
-        </w:rPr>
-      </w:pPr>
-      <w:r>
-        <w:rPr>
-          <w:rFonts w:ascii="Calibri" w:hAnsi="Calibri" w:cs="Calibri"/>
-          <w:b/>
-          <w:bCs/>
-          <w:sz w:val="28"/>
-          <w:szCs w:val="28"/>
-        </w:rPr>
-        <w:t>Caractéristiques électriques du capteur</w:t>
-      </w:r>
-    </w:p>
-    <w:tbl>
-      <w:tblPr>
-        <w:tblStyle w:val="Grilledutableau"/>
-        <w:tblW w:w="0" w:type="auto"/>
-        <w:tblLook w:val="04A0" w:firstRow="1" w:lastRow="0" w:firstColumn="1" w:lastColumn="0" w:noHBand="0" w:noVBand="1"/>
-      </w:tblPr>
-      <w:tblGrid>
-        <w:gridCol w:w="1812"/>
-        <w:gridCol w:w="1812"/>
-        <w:gridCol w:w="1812"/>
-        <w:gridCol w:w="1813"/>
-        <w:gridCol w:w="1813"/>
-      </w:tblGrid>
-      <w:tr>
-        <w:tc>
-          <w:tcPr>
-            <w:tcW w:w="1812" w:type="dxa"/>
-            <w:vMerge w:val="restart"/>
-            <w:shd w:val="clear" w:color="auto" w:fill="BFBFBF" w:themeFill="background1" w:themeFillShade="BF"/>
-          </w:tcPr>
-          <w:p>
-            <w:pPr>
-              <w:jc w:val="center"/>
-              <w:rPr>
-                <w:rFonts w:ascii="Calibri" w:hAnsi="Calibri" w:cs="Calibri"/>
-                <w:b/>
-                <w:bCs/>
-              </w:rPr>
-            </w:pPr>
-            <w:r>
-              <w:rPr>
-                <w:rFonts w:ascii="Calibri" w:hAnsi="Calibri" w:cs="Calibri"/>
-                <w:b/>
-                <w:bCs/>
-              </w:rPr>
-              <w:t>Paramètre</w:t>
-            </w:r>
-          </w:p>
-        </w:tc>
-        <w:tc>
-          <w:tcPr>
-            <w:tcW w:w="1812" w:type="dxa"/>
-            <w:vMerge w:val="restart"/>
-            <w:shd w:val="clear" w:color="auto" w:fill="BFBFBF" w:themeFill="background1" w:themeFillShade="BF"/>
-          </w:tcPr>
-          <w:p>
-            <w:pPr>
-              <w:jc w:val="center"/>
-              <w:rPr>
-                <w:rFonts w:ascii="Calibri" w:hAnsi="Calibri" w:cs="Calibri"/>
-                <w:b/>
-                <w:bCs/>
-              </w:rPr>
-            </w:pPr>
-            <w:r>
-              <w:rPr>
-                <w:rFonts w:ascii="Calibri" w:hAnsi="Calibri" w:cs="Calibri"/>
-                <w:b/>
-                <w:bCs/>
-              </w:rPr>
-              <w:t>Unité</w:t>
-            </w:r>
-          </w:p>
-        </w:tc>
-        <w:tc>
-          <w:tcPr>
-            <w:tcW w:w="5438" w:type="dxa"/>
-            <w:gridSpan w:val="3"/>
-            <w:shd w:val="clear" w:color="auto" w:fill="BFBFBF" w:themeFill="background1" w:themeFillShade="BF"/>
-          </w:tcPr>
-          <w:p>
-            <w:pPr>
-              <w:jc w:val="center"/>
-              <w:rPr>
-                <w:rFonts w:ascii="Calibri" w:hAnsi="Calibri" w:cs="Calibri"/>
-                <w:b/>
-                <w:bCs/>
-              </w:rPr>
-            </w:pPr>
-            <w:r>
-              <w:rPr>
-                <w:rFonts w:ascii="Calibri" w:hAnsi="Calibri" w:cs="Calibri"/>
-                <w:b/>
-                <w:bCs/>
-              </w:rPr>
-              <w:t>Valeur</w:t>
-            </w:r>
-          </w:p>
-        </w:tc>
-      </w:tr>
-      <w:tr>
-        <w:tc>
-          <w:tcPr>
-            <w:tcW w:w="1812" w:type="dxa"/>
-            <w:vMerge/>
-            <w:shd w:val="clear" w:color="auto" w:fill="BFBFBF" w:themeFill="background1" w:themeFillShade="BF"/>
-          </w:tcPr>
-          <w:p>
-            <w:pPr>
-              <w:jc w:val="center"/>
-              <w:rPr>
-                <w:rFonts w:ascii="Calibri" w:hAnsi="Calibri" w:cs="Calibri"/>
-                <w:b/>
-                <w:bCs/>
-              </w:rPr>
-            </w:pPr>
-          </w:p>
-        </w:tc>
-        <w:tc>
-          <w:tcPr>
-            <w:tcW w:w="1812" w:type="dxa"/>
-            <w:vMerge/>
-            <w:shd w:val="clear" w:color="auto" w:fill="BFBFBF" w:themeFill="background1" w:themeFillShade="BF"/>
-          </w:tcPr>
-          <w:p>
-            <w:pPr>
-              <w:jc w:val="center"/>
-              <w:rPr>
-                <w:rFonts w:ascii="Calibri" w:hAnsi="Calibri" w:cs="Calibri"/>
-                <w:b/>
-                <w:bCs/>
-              </w:rPr>
-            </w:pPr>
-          </w:p>
-        </w:tc>
-        <w:tc>
-          <w:tcPr>
-            <w:tcW w:w="1812" w:type="dxa"/>
-            <w:shd w:val="clear" w:color="auto" w:fill="BFBFBF" w:themeFill="background1" w:themeFillShade="BF"/>
-          </w:tcPr>
-          <w:p>
-            <w:pPr>
-              <w:jc w:val="center"/>
-              <w:rPr>
-                <w:rFonts w:ascii="Calibri" w:hAnsi="Calibri" w:cs="Calibri"/>
-                <w:b/>
-                <w:bCs/>
-              </w:rPr>
-            </w:pPr>
-            <w:r>
-              <w:rPr>
-                <w:rFonts w:ascii="Calibri" w:hAnsi="Calibri" w:cs="Calibri"/>
-                <w:b/>
-                <w:bCs/>
-              </w:rPr>
-              <w:t>Minimum</w:t>
-            </w:r>
-          </w:p>
-        </w:tc>
-        <w:tc>
-          <w:tcPr>
-            <w:tcW w:w="1813" w:type="dxa"/>
-            <w:shd w:val="clear" w:color="auto" w:fill="BFBFBF" w:themeFill="background1" w:themeFillShade="BF"/>
-          </w:tcPr>
-          <w:p>
-            <w:pPr>
-              <w:jc w:val="center"/>
-              <w:rPr>
-                <w:rFonts w:ascii="Calibri" w:hAnsi="Calibri" w:cs="Calibri"/>
-                <w:b/>
-                <w:bCs/>
-              </w:rPr>
-            </w:pPr>
-            <w:r>
-              <w:rPr>
-                <w:rFonts w:ascii="Calibri" w:hAnsi="Calibri" w:cs="Calibri"/>
-                <w:b/>
-                <w:bCs/>
-              </w:rPr>
-              <w:t>Typique</w:t>
-            </w:r>
-          </w:p>
-        </w:tc>
-        <w:tc>
-          <w:tcPr>
-            <w:tcW w:w="1813" w:type="dxa"/>
-            <w:shd w:val="clear" w:color="auto" w:fill="BFBFBF" w:themeFill="background1" w:themeFillShade="BF"/>
-          </w:tcPr>
-          <w:p>
-            <w:pPr>
-              <w:jc w:val="center"/>
-              <w:rPr>
-                <w:rFonts w:ascii="Calibri" w:hAnsi="Calibri" w:cs="Calibri"/>
-                <w:b/>
-                <w:bCs/>
-              </w:rPr>
-            </w:pPr>
-            <w:r>
-              <w:rPr>
-                <w:rFonts w:ascii="Calibri" w:hAnsi="Calibri" w:cs="Calibri"/>
-                <w:b/>
-                <w:bCs/>
-              </w:rPr>
-              <w:t>Maximum</w:t>
-            </w:r>
-          </w:p>
-        </w:tc>
-      </w:tr>
-      <w:tr>
-        <w:tc>
-          <w:tcPr>
-            <w:tcW w:w="1812" w:type="dxa"/>
-          </w:tcPr>
-          <w:p>
-            <w:pPr>
-              <w:jc w:val="center"/>
-              <w:rPr>
-                <w:rFonts w:ascii="Calibri" w:hAnsi="Calibri" w:cs="Calibri"/>
-              </w:rPr>
-            </w:pPr>
-            <w:r>
-              <w:rPr>
-                <w:rFonts w:ascii="Calibri" w:hAnsi="Calibri" w:cs="Calibri"/>
-              </w:rPr>
-              <w:t>Tension d’alimentation</w:t>
-            </w:r>
-          </w:p>
-        </w:tc>
-        <w:tc>
-          <w:tcPr>
-            <w:tcW w:w="1812" w:type="dxa"/>
-          </w:tcPr>
-          <w:p>
-            <w:pPr>
-              <w:jc w:val="center"/>
-              <w:rPr>
-                <w:rFonts w:ascii="Calibri" w:hAnsi="Calibri" w:cs="Calibri"/>
-              </w:rPr>
-            </w:pPr>
-            <w:r>
-              <w:rPr>
-                <w:rFonts w:ascii="Calibri" w:hAnsi="Calibri" w:cs="Calibri"/>
-              </w:rPr>
-              <w:t>V</w:t>
-            </w:r>
-          </w:p>
-        </w:tc>
-        <w:tc>
-          <w:tcPr>
-            <w:tcW w:w="1812" w:type="dxa"/>
-          </w:tcPr>
-          <w:p>
-            <w:pPr>
-              <w:jc w:val="center"/>
-              <w:rPr>
-                <w:rFonts w:ascii="Calibri" w:hAnsi="Calibri" w:cs="Calibri"/>
-              </w:rPr>
-            </w:pPr>
-            <w:r>
-              <w:rPr>
-                <w:rFonts w:ascii="Calibri" w:hAnsi="Calibri" w:cs="Calibri"/>
-              </w:rPr>
-              <w:t>-</w:t>
-            </w:r>
-          </w:p>
-        </w:tc>
-        <w:tc>
-          <w:tcPr>
-            <w:tcW w:w="1813" w:type="dxa"/>
-          </w:tcPr>
-          <w:p>
-            <w:pPr>
-              <w:jc w:val="center"/>
-              <w:rPr>
-                <w:rFonts w:ascii="Calibri" w:hAnsi="Calibri" w:cs="Calibri"/>
-              </w:rPr>
-            </w:pPr>
-            <w:r>
-              <w:rPr>
-                <w:rFonts w:ascii="Calibri" w:hAnsi="Calibri" w:cs="Calibri"/>
-              </w:rPr>
-              <w:t>5</w:t>
-            </w:r>
-          </w:p>
-        </w:tc>
-        <w:tc>
-          <w:tcPr>
-            <w:tcW w:w="1813" w:type="dxa"/>
-          </w:tcPr>
-          <w:p>
-            <w:pPr>
-              <w:jc w:val="center"/>
-              <w:rPr>
-                <w:rFonts w:ascii="Calibri" w:hAnsi="Calibri" w:cs="Calibri"/>
-              </w:rPr>
-            </w:pPr>
-            <w:r>
-              <w:rPr>
-                <w:rFonts w:ascii="Calibri" w:hAnsi="Calibri" w:cs="Calibri"/>
-              </w:rPr>
-              <w:t>-</w:t>
-            </w:r>
-          </w:p>
-        </w:tc>
-      </w:tr>
-      <w:tr>
-        <w:tc>
-          <w:tcPr>
-            <w:tcW w:w="1812" w:type="dxa"/>
-          </w:tcPr>
-          <w:p>
-            <w:pPr>
-              <w:jc w:val="center"/>
-              <w:rPr>
-                <w:rFonts w:ascii="Calibri" w:hAnsi="Calibri" w:cs="Calibri"/>
-              </w:rPr>
-            </w:pPr>
-            <w:r>
-              <w:rPr>
-                <w:rFonts w:ascii="Calibri" w:hAnsi="Calibri" w:cs="Calibri"/>
-              </w:rPr>
-              <w:t>HB</w:t>
-            </w:r>
-          </w:p>
-        </w:tc>
-        <w:tc>
-          <w:tcPr>
-            <w:tcW w:w="1812" w:type="dxa"/>
-          </w:tcPr>
-          <w:p>
-            <w:pPr>
-              <w:jc w:val="center"/>
-              <w:rPr>
-                <w:rFonts w:ascii="Calibri" w:hAnsi="Calibri" w:cs="Calibri"/>
-              </w:rPr>
-            </w:pPr>
-            <w:r>
-              <w:rPr>
-                <w:rFonts w:ascii="Calibri" w:hAnsi="Calibri" w:cs="Calibri"/>
-              </w:rPr>
-              <w:t>MΩ</w:t>
-            </w:r>
-          </w:p>
-        </w:tc>
-        <w:tc>
-          <w:tcPr>
-            <w:tcW w:w="1812" w:type="dxa"/>
-          </w:tcPr>
-          <w:p>
-            <w:pPr>
-              <w:jc w:val="center"/>
-              <w:rPr>
-                <w:rFonts w:ascii="Calibri" w:hAnsi="Calibri" w:cs="Calibri"/>
-              </w:rPr>
-            </w:pPr>
-          </w:p>
-        </w:tc>
-        <w:tc>
-          <w:tcPr>
-            <w:tcW w:w="1813" w:type="dxa"/>
-          </w:tcPr>
-          <w:p>
-            <w:pPr>
-              <w:jc w:val="center"/>
-              <w:rPr>
-                <w:rFonts w:ascii="Calibri" w:hAnsi="Calibri" w:cs="Calibri"/>
-              </w:rPr>
-            </w:pPr>
-          </w:p>
-        </w:tc>
-        <w:tc>
-          <w:tcPr>
-            <w:tcW w:w="1813" w:type="dxa"/>
-          </w:tcPr>
-          <w:p>
-            <w:pPr>
-              <w:jc w:val="center"/>
-              <w:rPr>
-                <w:rFonts w:ascii="Calibri" w:hAnsi="Calibri" w:cs="Calibri"/>
-              </w:rPr>
-            </w:pPr>
-          </w:p>
-        </w:tc>
-      </w:tr>
-      <w:tr>
-        <w:tc>
-          <w:tcPr>
-            <w:tcW w:w="1812" w:type="dxa"/>
-          </w:tcPr>
-          <w:p>
-            <w:pPr>
-              <w:jc w:val="center"/>
-              <w:rPr>
-                <w:rFonts w:ascii="Calibri" w:hAnsi="Calibri" w:cs="Calibri"/>
-              </w:rPr>
-            </w:pPr>
-            <w:r>
-              <w:rPr>
-                <w:rFonts w:ascii="Calibri" w:hAnsi="Calibri" w:cs="Calibri"/>
-              </w:rPr>
-              <w:t>2B</w:t>
-            </w:r>
-          </w:p>
-        </w:tc>
-        <w:tc>
-          <w:tcPr>
-            <w:tcW w:w="1812" w:type="dxa"/>
-          </w:tcPr>
-          <w:p>
-            <w:pPr>
-              <w:jc w:val="center"/>
-              <w:rPr>
-                <w:rFonts w:ascii="Calibri" w:hAnsi="Calibri" w:cs="Calibri"/>
-              </w:rPr>
-            </w:pPr>
-            <w:r>
-              <w:rPr>
-                <w:rFonts w:ascii="Calibri" w:hAnsi="Calibri" w:cs="Calibri"/>
-              </w:rPr>
-              <w:t>MΩ</w:t>
-            </w:r>
-          </w:p>
-        </w:tc>
-        <w:tc>
-          <w:tcPr>
-            <w:tcW w:w="1812" w:type="dxa"/>
-          </w:tcPr>
-          <w:p>
-            <w:pPr>
-              <w:jc w:val="center"/>
-              <w:rPr>
-                <w:rFonts w:ascii="Calibri" w:hAnsi="Calibri" w:cs="Calibri"/>
-              </w:rPr>
-            </w:pPr>
-          </w:p>
-        </w:tc>
-        <w:tc>
-          <w:tcPr>
-            <w:tcW w:w="1813" w:type="dxa"/>
-          </w:tcPr>
-          <w:p>
-            <w:pPr>
-              <w:jc w:val="center"/>
-              <w:rPr>
-                <w:rFonts w:ascii="Calibri" w:hAnsi="Calibri" w:cs="Calibri"/>
-              </w:rPr>
-            </w:pPr>
-          </w:p>
-        </w:tc>
-        <w:tc>
-          <w:tcPr>
-            <w:tcW w:w="1813" w:type="dxa"/>
-          </w:tcPr>
-          <w:p>
-            <w:pPr>
-              <w:jc w:val="center"/>
-              <w:rPr>
-                <w:rFonts w:ascii="Calibri" w:hAnsi="Calibri" w:cs="Calibri"/>
-              </w:rPr>
-            </w:pPr>
-          </w:p>
-        </w:tc>
-      </w:tr>
-      <w:tr>
-        <w:tc>
-          <w:tcPr>
-            <w:tcW w:w="1812" w:type="dxa"/>
-          </w:tcPr>
-          <w:p>
-            <w:pPr>
-              <w:jc w:val="center"/>
-              <w:rPr>
-                <w:rFonts w:ascii="Calibri" w:hAnsi="Calibri" w:cs="Calibri"/>
-              </w:rPr>
-            </w:pPr>
-            <w:r>
-              <w:rPr>
-                <w:rFonts w:ascii="Calibri" w:hAnsi="Calibri" w:cs="Calibri"/>
-              </w:rPr>
-              <w:t>4B</w:t>
-            </w:r>
-          </w:p>
-        </w:tc>
-        <w:tc>
-          <w:tcPr>
-            <w:tcW w:w="1812" w:type="dxa"/>
-          </w:tcPr>
-          <w:p>
-            <w:pPr>
-              <w:jc w:val="center"/>
-              <w:rPr>
-                <w:rFonts w:ascii="Calibri" w:hAnsi="Calibri" w:cs="Calibri"/>
-              </w:rPr>
-            </w:pPr>
-            <w:r>
-              <w:rPr>
-                <w:rFonts w:ascii="Calibri" w:hAnsi="Calibri" w:cs="Calibri"/>
-              </w:rPr>
-              <w:t>MΩ</w:t>
-            </w:r>
-          </w:p>
-        </w:tc>
-        <w:tc>
-          <w:tcPr>
-            <w:tcW w:w="1812" w:type="dxa"/>
-          </w:tcPr>
-          <w:p>
-            <w:pPr>
-              <w:jc w:val="center"/>
-              <w:rPr>
-                <w:rFonts w:ascii="Calibri" w:hAnsi="Calibri" w:cs="Calibri"/>
-              </w:rPr>
-            </w:pPr>
-          </w:p>
-        </w:tc>
-        <w:tc>
-          <w:tcPr>
-            <w:tcW w:w="1813" w:type="dxa"/>
-          </w:tcPr>
-          <w:p>
-            <w:pPr>
-              <w:jc w:val="center"/>
-              <w:rPr>
-                <w:rFonts w:ascii="Calibri" w:hAnsi="Calibri" w:cs="Calibri"/>
-              </w:rPr>
-            </w:pPr>
-          </w:p>
-        </w:tc>
-        <w:tc>
-          <w:tcPr>
-            <w:tcW w:w="1813" w:type="dxa"/>
-          </w:tcPr>
-          <w:p>
-            <w:pPr>
-              <w:jc w:val="center"/>
-              <w:rPr>
-                <w:rFonts w:ascii="Calibri" w:hAnsi="Calibri" w:cs="Calibri"/>
-              </w:rPr>
-            </w:pPr>
-          </w:p>
-        </w:tc>
-      </w:tr>
-    </w:tbl>
+        </w:rPr>
+      </w:pPr>
+    </w:p>
+    <w:p>
+      <w:pPr>
+        <w:rPr>
+          <w:rFonts w:ascii="Calibri" w:hAnsi="Calibri" w:cs="Calibri"/>
+        </w:rPr>
+      </w:pPr>
+    </w:p>
+    <w:p>
+      <w:pPr>
+        <w:rPr>
+          <w:rFonts w:ascii="Calibri" w:hAnsi="Calibri" w:cs="Calibri"/>
+        </w:rPr>
+      </w:pPr>
+    </w:p>
+    <w:p>
+      <w:pPr>
+        <w:rPr>
+          <w:rFonts w:ascii="Calibri" w:hAnsi="Calibri" w:cs="Calibri"/>
+        </w:rPr>
+      </w:pPr>
+    </w:p>
+    <w:p>
+      <w:pPr>
+        <w:rPr>
+          <w:rFonts w:ascii="Calibri" w:hAnsi="Calibri" w:cs="Calibri"/>
+        </w:rPr>
+      </w:pPr>
+    </w:p>
+    <w:p>
+      <w:pPr>
+        <w:rPr>
+          <w:rFonts w:ascii="Calibri" w:hAnsi="Calibri" w:cs="Calibri"/>
+        </w:rPr>
+      </w:pPr>
+    </w:p>
     <w:p>
       <w:pPr>
         <w:rPr>
@@ -2328,13 +1805,13 @@
       </w:pPr>
       <w:r>
         <w:rPr>
-          <w:noProof/>
+          <w:rFonts w:ascii="Calibri" w:hAnsi="Calibri" w:cs="Calibri"/>
         </w:rPr>
         <w:drawing>
-          <wp:inline distT="0" distB="0" distL="0" distR="0" wp14:anchorId="7A199377" wp14:editId="3796FA45">
-            <wp:extent cx="3034836" cy="1611086"/>
-            <wp:effectExtent l="0" t="0" r="0" b="8255"/>
-            <wp:docPr id="108943505" name="Graphique 1"/>
+          <wp:inline distT="0" distB="0" distL="0" distR="0" wp14:anchorId="3833BBD7" wp14:editId="4B6D491B">
+            <wp:extent cx="3098994" cy="1645920"/>
+            <wp:effectExtent l="0" t="0" r="6350" b="0"/>
+            <wp:docPr id="271142981" name="Image 1" descr="Une image contenant texte, capture d’écran, nombre, Police&#10;&#10;Le contenu généré par l’IA peut être incorrect."/>
             <wp:cNvGraphicFramePr>
               <a:graphicFrameLocks xmlns:a="http://schemas.openxmlformats.org/drawingml/2006/main" noChangeAspect="1"/>
             </wp:cNvGraphicFramePr>
@@ -2342,17 +1819,11 @@
               <a:graphicData uri="http://schemas.openxmlformats.org/drawingml/2006/picture">
                 <pic:pic xmlns:pic="http://schemas.openxmlformats.org/drawingml/2006/picture">
                   <pic:nvPicPr>
-                    <pic:cNvPr id="108943505" name=""/>
+                    <pic:cNvPr id="271142981" name="Image 1" descr="Une image contenant texte, capture d’écran, nombre, Police&#10;&#10;Le contenu généré par l’IA peut être incorrect."/>
                     <pic:cNvPicPr/>
                   </pic:nvPicPr>
                   <pic:blipFill>
-                    <a:blip r:embed="rId12">
-                      <a:extLst>
-                        <a:ext uri="{96DAC541-7B7A-43D3-8B79-37D633B846F1}">
-                          <asvg:svgBlip xmlns:asvg="http://schemas.microsoft.com/office/drawing/2016/SVG/main" r:embed="rId13"/>
-                        </a:ext>
-                      </a:extLst>
-                    </a:blip>
+                    <a:blip r:embed="rId12"/>
                     <a:stretch>
                       <a:fillRect/>
                     </a:stretch>
@@ -2360,7 +1831,7 @@
                   <pic:spPr>
                     <a:xfrm>
                       <a:off x="0" y="0"/>
-                      <a:ext cx="3039464" cy="1613543"/>
+                      <a:ext cx="3105559" cy="1649407"/>
                     </a:xfrm>
                     <a:prstGeom prst="rect">
                       <a:avLst/>
@@ -2886,7 +2357,7 @@
                     </pic:cNvPicPr>
                   </pic:nvPicPr>
                   <pic:blipFill>
-                    <a:blip r:embed="rId14">
+                    <a:blip r:embed="rId13">
                       <a:extLst>
                         <a:ext uri="{28A0092B-C50C-407E-A947-70E740481C1C}">
                           <a14:useLocalDpi xmlns:a14="http://schemas.microsoft.com/office/drawing/2010/main" val="0"/>
@@ -2946,16 +2417,108 @@
         <w:rPr>
           <w:rFonts w:ascii="Calibri" w:hAnsi="Calibri" w:cs="Calibri"/>
         </w:rPr>
-        <w:t xml:space="preserve">circuit d’amplification </w:t>
-      </w:r>
-      <w:proofErr w:type="spellStart"/>
-      <w:r>
-        <w:rPr>
-          <w:rFonts w:ascii="Calibri" w:hAnsi="Calibri" w:cs="Calibri"/>
-        </w:rPr>
-        <w:t>transimpédance</w:t>
-      </w:r>
-      <w:proofErr w:type="spellEnd"/>
+        <w:t xml:space="preserve">circuit d’amplification transimpédance </w:t>
+      </w:r>
+      <w:r>
+        <w:rPr>
+          <w:rFonts w:ascii="Calibri" w:hAnsi="Calibri" w:cs="Calibri"/>
+        </w:rPr>
+        <w:t xml:space="preserve">est développé </w:t>
+      </w:r>
+      <w:r>
+        <w:rPr>
+          <w:rFonts w:ascii="Calibri" w:hAnsi="Calibri" w:cs="Calibri"/>
+        </w:rPr>
+        <w:t xml:space="preserve">dans le but de détecter un signal </w:t>
+      </w:r>
+      <w:r>
+        <w:rPr>
+          <w:rFonts w:ascii="Calibri" w:hAnsi="Calibri" w:cs="Calibri"/>
+        </w:rPr>
+        <w:t>via</w:t>
+      </w:r>
+      <w:r>
+        <w:rPr>
+          <w:rFonts w:ascii="Calibri" w:hAnsi="Calibri" w:cs="Calibri"/>
+        </w:rPr>
+        <w:t xml:space="preserve"> l’Arduino Uno</w:t>
+      </w:r>
+      <w:r>
+        <w:rPr>
+          <w:rFonts w:ascii="Calibri" w:hAnsi="Calibri" w:cs="Calibri"/>
+        </w:rPr>
+        <w:t>. Des filtres passe-haut et passe-bas sont également ajoutés pour filtrer le bruit du signal amplifié</w:t>
+      </w:r>
+      <w:r>
+        <w:rPr>
+          <w:rFonts w:ascii="Calibri" w:hAnsi="Calibri" w:cs="Calibri"/>
+        </w:rPr>
+        <w:t> :</w:t>
+      </w:r>
+    </w:p>
+    <w:p>
+      <w:pPr>
+        <w:rPr>
+          <w:rFonts w:ascii="Calibri" w:hAnsi="Calibri" w:cs="Calibri"/>
+        </w:rPr>
+      </w:pPr>
+      <w:r>
+        <w:rPr>
+          <w:rFonts w:ascii="Calibri" w:hAnsi="Calibri" w:cs="Calibri"/>
+        </w:rPr>
+        <w:t xml:space="preserve">- </w:t>
+      </w:r>
+      <w:r>
+        <w:rPr>
+          <w:rFonts w:ascii="Calibri" w:hAnsi="Calibri" w:cs="Calibri"/>
+        </w:rPr>
+        <w:t>un filtre passif avec R1 et C1, avec f</w:t>
+      </w:r>
+      <w:r>
+        <w:rPr>
+          <w:rFonts w:ascii="Calibri" w:hAnsi="Calibri" w:cs="Calibri"/>
+          <w:vertAlign w:val="subscript"/>
+        </w:rPr>
+        <w:t>c</w:t>
+      </w:r>
+      <w:r>
+        <w:rPr>
+          <w:rFonts w:ascii="Calibri" w:hAnsi="Calibri" w:cs="Calibri"/>
+        </w:rPr>
+        <w:t>= 16 Hz, pour éviter que les bruits en courant de haute fréquence ne causent de la distorsion dans l'étage d'entrée</w:t>
+      </w:r>
+    </w:p>
+    <w:p>
+      <w:pPr>
+        <w:rPr>
+          <w:rFonts w:ascii="Calibri" w:hAnsi="Calibri" w:cs="Calibri"/>
+        </w:rPr>
+      </w:pPr>
+      <w:r>
+        <w:rPr>
+          <w:rFonts w:ascii="Calibri" w:hAnsi="Calibri" w:cs="Calibri"/>
+        </w:rPr>
+        <w:t xml:space="preserve">- </w:t>
+      </w:r>
+      <w:r>
+        <w:rPr>
+          <w:rFonts w:ascii="Calibri" w:hAnsi="Calibri" w:cs="Calibri"/>
+        </w:rPr>
+        <w:t>un filtre actif avec R3 et C4, avec f</w:t>
+      </w:r>
+      <w:r>
+        <w:rPr>
+          <w:rFonts w:ascii="Calibri" w:hAnsi="Calibri" w:cs="Calibri"/>
+          <w:vertAlign w:val="subscript"/>
+        </w:rPr>
+        <w:t>c</w:t>
+      </w:r>
+      <w:r>
+        <w:rPr>
+          <w:rFonts w:ascii="Calibri" w:hAnsi="Calibri" w:cs="Calibri"/>
+        </w:rPr>
+        <w:t>= 1,6Hz,</w:t>
+      </w:r>
       <w:r>
         <w:rPr>
           <w:rFonts w:ascii="Calibri" w:hAnsi="Calibri" w:cs="Calibri"/>
@@ -2966,45 +2529,7 @@
         <w:rPr>
           <w:rFonts w:ascii="Calibri" w:hAnsi="Calibri" w:cs="Calibri"/>
         </w:rPr>
-        <w:t xml:space="preserve">est développé </w:t>
-      </w:r>
-      <w:r>
-        <w:rPr>
-          <w:rFonts w:ascii="Calibri" w:hAnsi="Calibri" w:cs="Calibri"/>
-        </w:rPr>
-        <w:t xml:space="preserve">dans le but de détecter un signal </w:t>
-      </w:r>
-      <w:r>
-        <w:rPr>
-          <w:rFonts w:ascii="Calibri" w:hAnsi="Calibri" w:cs="Calibri"/>
-        </w:rPr>
-        <w:t>via</w:t>
-      </w:r>
-      <w:r>
-        <w:rPr>
-          <w:rFonts w:ascii="Calibri" w:hAnsi="Calibri" w:cs="Calibri"/>
-        </w:rPr>
-        <w:t xml:space="preserve"> l’Arduino </w:t>
-      </w:r>
-      <w:proofErr w:type="spellStart"/>
-      <w:r>
-        <w:rPr>
-          <w:rFonts w:ascii="Calibri" w:hAnsi="Calibri" w:cs="Calibri"/>
-        </w:rPr>
-        <w:t>Uno</w:t>
-      </w:r>
-      <w:proofErr w:type="spellEnd"/>
-      <w:r>
-        <w:rPr>
-          <w:rFonts w:ascii="Calibri" w:hAnsi="Calibri" w:cs="Calibri"/>
-        </w:rPr>
-        <w:t>. Des filtres passe-haut et passe-bas sont également ajoutés pour filtrer le bruit du signal amplifié</w:t>
-      </w:r>
-      <w:r>
-        <w:rPr>
-          <w:rFonts w:ascii="Calibri" w:hAnsi="Calibri" w:cs="Calibri"/>
-        </w:rPr>
-        <w:t> :</w:t>
+        <w:t>pour un maximum d'efficacité sur l'amplificateur opérationnel</w:t>
       </w:r>
     </w:p>
     <w:p>
@@ -3023,14 +2548,7 @@
         <w:rPr>
           <w:rFonts w:ascii="Calibri" w:hAnsi="Calibri" w:cs="Calibri"/>
         </w:rPr>
-        <w:t xml:space="preserve">un filtre passif avec R1 et C1, avec </w:t>
-      </w:r>
-      <w:proofErr w:type="spellStart"/>
-      <w:r>
-        <w:rPr>
-          <w:rFonts w:ascii="Calibri" w:hAnsi="Calibri" w:cs="Calibri"/>
-        </w:rPr>
-        <w:t>f</w:t>
+        <w:t>un filtre passif avec C2 et R6, avec f</w:t>
       </w:r>
       <w:r>
         <w:rPr>
@@ -3039,163 +2557,56 @@
         </w:rPr>
         <w:t>c</w:t>
       </w:r>
-      <w:proofErr w:type="spellEnd"/>
-      <w:r>
-        <w:rPr>
-          <w:rFonts w:ascii="Calibri" w:hAnsi="Calibri" w:cs="Calibri"/>
-        </w:rPr>
-        <w:t>= 16 Hz, pour éviter que les bruits en courant de haute fréquence ne causent de la distorsion dans l'étage d'entrée</w:t>
-      </w:r>
-    </w:p>
-    <w:p>
-      <w:pPr>
-        <w:rPr>
-          <w:rFonts w:ascii="Calibri" w:hAnsi="Calibri" w:cs="Calibri"/>
-        </w:rPr>
-      </w:pPr>
-      <w:r>
-        <w:rPr>
-          <w:rFonts w:ascii="Calibri" w:hAnsi="Calibri" w:cs="Calibri"/>
-        </w:rPr>
-        <w:t xml:space="preserve">- </w:t>
-      </w:r>
-      <w:r>
-        <w:rPr>
-          <w:rFonts w:ascii="Calibri" w:hAnsi="Calibri" w:cs="Calibri"/>
-        </w:rPr>
-        <w:t xml:space="preserve">un filtre actif avec R3 et C4, avec </w:t>
-      </w:r>
-      <w:proofErr w:type="spellStart"/>
-      <w:r>
-        <w:rPr>
-          <w:rFonts w:ascii="Calibri" w:hAnsi="Calibri" w:cs="Calibri"/>
-        </w:rPr>
-        <w:t>f</w:t>
+      <w:r>
+        <w:rPr>
+          <w:rFonts w:ascii="Calibri" w:hAnsi="Calibri" w:cs="Calibri"/>
+        </w:rPr>
+        <w:t>= 1,6Hz, pour retirer le bruit introduit en cours de traitement</w:t>
+      </w:r>
+    </w:p>
+    <w:p>
+      <w:pPr>
+        <w:rPr>
+          <w:rFonts w:ascii="Calibri" w:hAnsi="Calibri" w:cs="Calibri"/>
+        </w:rPr>
+      </w:pPr>
+    </w:p>
+    <w:p>
+      <w:pPr>
+        <w:rPr>
+          <w:rFonts w:ascii="Calibri" w:hAnsi="Calibri" w:cs="Calibri"/>
+        </w:rPr>
+      </w:pPr>
+      <w:r>
+        <w:rPr>
+          <w:rFonts w:ascii="Calibri" w:hAnsi="Calibri" w:cs="Calibri"/>
+        </w:rPr>
+        <w:t>On remplace ic</w:t>
+      </w:r>
+      <w:r>
+        <w:rPr>
+          <w:rFonts w:ascii="Calibri" w:hAnsi="Calibri" w:cs="Calibri"/>
+        </w:rPr>
+        <w:t>i</w:t>
+      </w:r>
+      <w:r>
+        <w:rPr>
+          <w:rFonts w:ascii="Calibri" w:hAnsi="Calibri" w:cs="Calibri"/>
+        </w:rPr>
+        <w:t xml:space="preserve"> la résistance R</w:t>
       </w:r>
       <w:r>
         <w:rPr>
           <w:rFonts w:ascii="Calibri" w:hAnsi="Calibri" w:cs="Calibri"/>
           <w:vertAlign w:val="subscript"/>
         </w:rPr>
-        <w:t>c</w:t>
-      </w:r>
-      <w:proofErr w:type="spellEnd"/>
-      <w:r>
-        <w:rPr>
-          <w:rFonts w:ascii="Calibri" w:hAnsi="Calibri" w:cs="Calibri"/>
-        </w:rPr>
-        <w:t>= 1,6Hz,</w:t>
-      </w:r>
-      <w:r>
-        <w:rPr>
-          <w:rFonts w:ascii="Calibri" w:hAnsi="Calibri" w:cs="Calibri"/>
-        </w:rPr>
-        <w:t xml:space="preserve"> </w:t>
-      </w:r>
-      <w:r>
-        <w:rPr>
-          <w:rFonts w:ascii="Calibri" w:hAnsi="Calibri" w:cs="Calibri"/>
-        </w:rPr>
-        <w:t>pour un maximum d'efficacité sur l'amplificateur opérationnel</w:t>
-      </w:r>
-    </w:p>
-    <w:p>
-      <w:pPr>
-        <w:rPr>
-          <w:rFonts w:ascii="Calibri" w:hAnsi="Calibri" w:cs="Calibri"/>
-        </w:rPr>
-      </w:pPr>
-      <w:r>
-        <w:rPr>
-          <w:rFonts w:ascii="Calibri" w:hAnsi="Calibri" w:cs="Calibri"/>
-        </w:rPr>
-        <w:t xml:space="preserve">- </w:t>
-      </w:r>
-      <w:r>
-        <w:rPr>
-          <w:rFonts w:ascii="Calibri" w:hAnsi="Calibri" w:cs="Calibri"/>
-        </w:rPr>
-        <w:t xml:space="preserve">un filtre passif avec C2 et R6, avec </w:t>
-      </w:r>
-      <w:proofErr w:type="spellStart"/>
-      <w:r>
-        <w:rPr>
-          <w:rFonts w:ascii="Calibri" w:hAnsi="Calibri" w:cs="Calibri"/>
-        </w:rPr>
-        <w:t>f</w:t>
-      </w:r>
-      <w:r>
-        <w:rPr>
-          <w:rFonts w:ascii="Calibri" w:hAnsi="Calibri" w:cs="Calibri"/>
-          <w:vertAlign w:val="subscript"/>
-        </w:rPr>
-        <w:t>c</w:t>
-      </w:r>
-      <w:proofErr w:type="spellEnd"/>
-      <w:r>
-        <w:rPr>
-          <w:rFonts w:ascii="Calibri" w:hAnsi="Calibri" w:cs="Calibri"/>
-        </w:rPr>
-        <w:t>= 1,6Hz, pour retirer le bruit introduit en cours de traitement</w:t>
-      </w:r>
-    </w:p>
-    <w:p>
-      <w:pPr>
-        <w:rPr>
-          <w:rFonts w:ascii="Calibri" w:hAnsi="Calibri" w:cs="Calibri"/>
-        </w:rPr>
-      </w:pPr>
-    </w:p>
-    <w:p>
-      <w:pPr>
-        <w:rPr>
-          <w:rFonts w:ascii="Calibri" w:hAnsi="Calibri" w:cs="Calibri"/>
-        </w:rPr>
-      </w:pPr>
-      <w:r>
-        <w:rPr>
-          <w:rFonts w:ascii="Calibri" w:hAnsi="Calibri" w:cs="Calibri"/>
-        </w:rPr>
-        <w:t>On remplace ic</w:t>
-      </w:r>
-      <w:r>
-        <w:rPr>
-          <w:rFonts w:ascii="Calibri" w:hAnsi="Calibri" w:cs="Calibri"/>
-        </w:rPr>
-        <w:t>i</w:t>
-      </w:r>
-      <w:r>
-        <w:rPr>
-          <w:rFonts w:ascii="Calibri" w:hAnsi="Calibri" w:cs="Calibri"/>
-        </w:rPr>
-        <w:t xml:space="preserve"> la résistance R</w:t>
-      </w:r>
-      <w:r>
-        <w:rPr>
-          <w:rFonts w:ascii="Calibri" w:hAnsi="Calibri" w:cs="Calibri"/>
-          <w:vertAlign w:val="subscript"/>
-        </w:rPr>
         <w:t>2</w:t>
       </w:r>
       <w:r>
         <w:rPr>
           <w:rFonts w:ascii="Calibri" w:hAnsi="Calibri" w:cs="Calibri"/>
         </w:rPr>
-        <w:t xml:space="preserve"> par un potentiomètre digital dont la valeur de la résistance est modifiable par l’</w:t>
-      </w:r>
-      <w:proofErr w:type="spellStart"/>
-      <w:r>
-        <w:rPr>
-          <w:rFonts w:ascii="Calibri" w:hAnsi="Calibri" w:cs="Calibri"/>
-        </w:rPr>
-        <w:t>utilisateur.ice</w:t>
-      </w:r>
-      <w:proofErr w:type="spellEnd"/>
-      <w:r>
-        <w:rPr>
-          <w:rFonts w:ascii="Calibri" w:hAnsi="Calibri" w:cs="Calibri"/>
-        </w:rPr>
-        <w:t>. Un bon réglage permet d’obtenir une valeur de résistance lisible par l’Arduino.</w:t>
+        <w:t xml:space="preserve"> par un potentiomètre digital dont la valeur de la résistance est modifiable par l’utilisateur.ice. Un bon réglage permet d’obtenir une valeur de résistance lisible par l’Arduino.</w:t>
       </w:r>
     </w:p>
     <w:p>
@@ -3539,8 +2950,8 @@
       </m:oMathPara>
     </w:p>
     <w:sectPr>
-      <w:headerReference w:type="default" r:id="rId15"/>
-      <w:footerReference w:type="default" r:id="rId16"/>
+      <w:headerReference w:type="default" r:id="rId14"/>
+      <w:footerReference w:type="default" r:id="rId15"/>
       <w:pgSz w:w="11906" w:h="16838"/>
       <w:pgMar w:top="1417" w:right="1417" w:bottom="1417" w:left="1417" w:header="708" w:footer="708" w:gutter="0"/>
       <w:cols w:space="708"/>
